--- a/public/thesis-library/purple/materials/thesis.docx
+++ b/public/thesis-library/purple/materials/thesis.docx
@@ -47,9 +47,9 @@
         <w:spacing w:before="600"/>
       </w:pPr>
       <w:r>
-        <w:t>AI 輔助語意檢索與問答</w:t>
+        <w:t>AI 語意向量知識庫對</w:t>
         <w:br/>
-        <w:t>於就業服務知識文件之成效研究</w:t>
+        <w:t>隱性知識外化文件之檢索成效研究</w:t>
       </w:r>
     </w:p>
     <w:p>
@@ -61,7 +61,7 @@
         <w:rPr>
           <w:sz w:val="36"/>
         </w:rPr>
-        <w:t>與字面關鍵字查找之比較</w:t>
+        <w:t>與傳統關鍵字搜尋之比較</w:t>
       </w:r>
     </w:p>
     <w:p>
@@ -73,7 +73,7 @@
         <w:rPr>
           <w:color w:val="B00020"/>
         </w:rPr>
-        <w:t>【待確認：工作題名，尚未由本人與教授定稿】</w:t>
+        <w:t>【待確認：保留原題；方法修訂草案，題名待教授裁決】</w:t>
       </w:r>
     </w:p>
     <w:p>
@@ -106,7 +106,7 @@
         <w:jc w:val="center"/>
       </w:pPr>
       <w:r>
-        <w:t>全文工作稿整理日期：2026 年 10 月 23 日</w:t>
+        <w:t>全文工作稿整理日期：2026 年 10 月 26 日</w:t>
       </w:r>
     </w:p>
     <w:p>
@@ -150,12 +150,17 @@
     </w:p>
     <w:p>
       <w:r>
-        <w:t>本稿包含中英文摘要、誌謝位置、目錄、圖表目錄、五章正文、參考文獻及五項附錄。第四章的開發紀錄具有明確來源；正式成效資料尚未取得，第五章因此不預填 AI 優於字面查找的結論。稿件日期為 2026 年 10 月 23 日，屬紫區全文工作稿，不是可直接送審的定稿。</w:t>
-      </w:r>
-    </w:p>
-    <w:p>
-      <w:r>
-        <w:t>原先題目曾使用「隱性知識外化文件」一詞；目前文件庫以公開就業服務資料為主，其形成過程未必能證明隱性知識外化。本稿採能對應現行設計的工作題名，保留研究者最初對口語查詢與資料再使用的關切。</w:t>
+        <w:t>本稿包含中英文摘要、誌謝位置、目錄、圖表目錄、五章正文、參考文獻及六項附錄。第四章的開發紀錄具有明確來源；正式成效資料尚未取得，第五章因此不預填 AI 優於字面查找的結論。本輪修訂日期為 2026 年 10 月 26 日，屬紫區全文工作稿，不是可直接送審的定稿。</w:t>
+      </w:r>
+    </w:p>
+    <w:p>
+      <w:r>
+        <w:t>本輪依研究者指示保留原題，不把前輪 AI 建議題名當成已決定的新題。原題為「AI 語意向量知識庫對隱性知識外化文件之檢索成效研究：與傳統關鍵字搜尋之比較」。本稿修訂方法與各章的論證，供下一次 meeting 討論；題名是否調整，交由指導教授裁決。</w:t>
+      </w:r>
+    </w:p>
+    <w:p>
+      <w:r>
+        <w:t>本稿以 SECI 組合化觀點探討顯性文件的取回與整合支援，並將字面查找與完整 AI 檢索問答分層評估。這是研究者同意提出的方法修訂草案，尚未獲教授核定。原題中的「隱性知識外化文件」與目前公開法規材料的形成證據仍有落差；保留原題不表示本稿已證明材料都是外化成果。</w:t>
       </w:r>
     </w:p>
     <w:p>
@@ -163,7 +168,7 @@
         <w:rPr>
           <w:color w:val="B00020"/>
         </w:rPr>
-        <w:t>【待確認：工作題名為「AI 輔助語意檢索與問答於就業服務知識文件之成效研究——與字面關鍵字查找之比較」。正式題名及是否保留「隱性知識外化」須由研究者與教授確認。】</w:t>
+        <w:t>【待確認：請教授判斷原題能否透過研究範圍與名詞界定繼續沿用；若須微調，優先保留 AI 語意向量、檢索成效與關鍵字比較主軸，並討論是否將就業服務相關法規文件放在副標題。附錄六與 meeting 討論單列出原題、落差、最小調整備案及核定欄，未預填老師決定。】</w:t>
       </w:r>
     </w:p>
     <w:p>
@@ -191,6 +196,11 @@
     </w:p>
     <w:p>
       <w:r>
+        <w:t>本研究以 SECI 模型中的組合化（Combination）作為理論視角，將既有顯性文件的取回視為組合化的支援條件，並評估跨文件整合回答的品質。研究不以命中資料或生成文字直接認定知識創造，也不驗證完整 SECI 循環或人的內化。</w:t>
+      </w:r>
+    </w:p>
+    <w:p>
+      <w:r>
         <w:t>本研究區分 A、B 兩種查找方式。A 組採連續原字串比對，不自動拆詞或擴展同義詞；B 組包含查詢改寫、向量檢索、依據來源生成回答、引用及必要的釐清。評估設計以找回正確支持資料為兩組共同面向，並對 B 組另行檢查回答正確性、完整性、引用支持與資訊不足處理。兩組比較屬完整工具層次，不把差異全部歸因於向量模型。</w:t>
       </w:r>
     </w:p>
@@ -209,7 +219,7 @@
     </w:p>
     <w:p>
       <w:r>
-        <w:t>關鍵詞：字面查找、語意檢索、檢索增強生成、就業服務知識、引用支持。</w:t>
+        <w:t>關鍵詞：SECI、組合化、字面查找、語意向量檢索、檢索增強生成。</w:t>
       </w:r>
     </w:p>
     <w:p>
@@ -229,6 +239,11 @@
     </w:p>
     <w:p>
       <w:r>
+        <w:t>The proposed framework draws on the combination mode of SECI. Retrieval is treated as a supporting condition for recombining explicit information, while cross-document answers are assessed for source-grounded integration. The study does not equate generated text with validated knowledge creation, test the full SECI cycle, or measure human internalization.</w:t>
+      </w:r>
+    </w:p>
+    <w:p>
+      <w:r>
         <w:t>Two approaches share the same document collection. Approach A performs exact contiguous string matching without automatic tokenization or synonym expansion. Approach B combines query rewriting, dense retrieval, source-grounded answer generation, citations, and clarification when needed. Retrieval of adequate supporting evidence is the shared evaluation focus. Answer correctness, completeness, citation support, and handling of insufficient information are evaluated separately for Approach B. Any observed differences concern the complete systems and cannot be attributed solely to vector retrieval.</w:t>
       </w:r>
     </w:p>
@@ -247,7 +262,7 @@
     </w:p>
     <w:p>
       <w:r>
-        <w:t>Keywords: literal search; semantic retrieval; retrieval-augmented generation; employment service knowledge; citation support.</w:t>
+        <w:t>Keywords: SECI; combination; literal search; semantic vector retrieval; retrieval-augmented generation.</w:t>
       </w:r>
     </w:p>
     <w:p>
@@ -533,7 +548,7 @@
         <w:fldChar w:fldCharType="separate"/>
       </w:r>
       <w:r>
-        <w:t xml:space="preserve">3</w:t>
+        <w:t xml:space="preserve">4</w:t>
       </w:r>
       <w:r>
         <w:fldChar w:fldCharType="end"/>
@@ -595,7 +610,7 @@
         <w:fldChar w:fldCharType="separate"/>
       </w:r>
       <w:r>
-        <w:t xml:space="preserve">4</w:t>
+        <w:t xml:space="preserve">5</w:t>
       </w:r>
       <w:r>
         <w:fldChar w:fldCharType="end"/>
@@ -626,7 +641,7 @@
         <w:fldChar w:fldCharType="separate"/>
       </w:r>
       <w:r>
-        <w:t xml:space="preserve">5</w:t>
+        <w:t xml:space="preserve">6</w:t>
       </w:r>
       <w:r>
         <w:fldChar w:fldCharType="end"/>
@@ -657,7 +672,7 @@
         <w:fldChar w:fldCharType="separate"/>
       </w:r>
       <w:r>
-        <w:t xml:space="preserve">6</w:t>
+        <w:t xml:space="preserve">7</w:t>
       </w:r>
       <w:r>
         <w:fldChar w:fldCharType="end"/>
@@ -672,7 +687,7 @@
           <w:rPr>
             <w:color w:val="000000"/>
           </w:rPr>
-          <w:t>2.1 知識再使用：已寫下的內容能否被找回</w:t>
+          <w:t>2.1 SECI 組合化與顯性文件的取回及整合</w:t>
         </w:r>
       </w:hyperlink>
       <w:r>
@@ -688,7 +703,7 @@
         <w:fldChar w:fldCharType="separate"/>
       </w:r>
       <w:r>
-        <w:t xml:space="preserve">6</w:t>
+        <w:t xml:space="preserve">7</w:t>
       </w:r>
       <w:r>
         <w:fldChar w:fldCharType="end"/>
@@ -719,7 +734,7 @@
         <w:fldChar w:fldCharType="separate"/>
       </w:r>
       <w:r>
-        <w:t xml:space="preserve">7</w:t>
+        <w:t xml:space="preserve">9</w:t>
       </w:r>
       <w:r>
         <w:fldChar w:fldCharType="end"/>
@@ -750,7 +765,7 @@
         <w:fldChar w:fldCharType="separate"/>
       </w:r>
       <w:r>
-        <w:t xml:space="preserve">8</w:t>
+        <w:t xml:space="preserve">10</w:t>
       </w:r>
       <w:r>
         <w:fldChar w:fldCharType="end"/>
@@ -781,7 +796,7 @@
         <w:fldChar w:fldCharType="separate"/>
       </w:r>
       <w:r>
-        <w:t xml:space="preserve">10</w:t>
+        <w:t xml:space="preserve">12</w:t>
       </w:r>
       <w:r>
         <w:fldChar w:fldCharType="end"/>
@@ -812,7 +827,7 @@
         <w:fldChar w:fldCharType="separate"/>
       </w:r>
       <w:r>
-        <w:t xml:space="preserve">12</w:t>
+        <w:t xml:space="preserve">14</w:t>
       </w:r>
       <w:r>
         <w:fldChar w:fldCharType="end"/>
@@ -843,7 +858,7 @@
         <w:fldChar w:fldCharType="separate"/>
       </w:r>
       <w:r>
-        <w:t xml:space="preserve">14</w:t>
+        <w:t xml:space="preserve">16</w:t>
       </w:r>
       <w:r>
         <w:fldChar w:fldCharType="end"/>
@@ -874,7 +889,7 @@
         <w:fldChar w:fldCharType="separate"/>
       </w:r>
       <w:r>
-        <w:t xml:space="preserve">14</w:t>
+        <w:t xml:space="preserve">16</w:t>
       </w:r>
       <w:r>
         <w:fldChar w:fldCharType="end"/>
@@ -905,7 +920,7 @@
         <w:fldChar w:fldCharType="separate"/>
       </w:r>
       <w:r>
-        <w:t xml:space="preserve">14</w:t>
+        <w:t xml:space="preserve">17</w:t>
       </w:r>
       <w:r>
         <w:fldChar w:fldCharType="end"/>
@@ -936,7 +951,7 @@
         <w:fldChar w:fldCharType="separate"/>
       </w:r>
       <w:r>
-        <w:t xml:space="preserve">16</w:t>
+        <w:t xml:space="preserve">19</w:t>
       </w:r>
       <w:r>
         <w:fldChar w:fldCharType="end"/>
@@ -967,7 +982,7 @@
         <w:fldChar w:fldCharType="separate"/>
       </w:r>
       <w:r>
-        <w:t xml:space="preserve">19</w:t>
+        <w:t xml:space="preserve">22</w:t>
       </w:r>
       <w:r>
         <w:fldChar w:fldCharType="end"/>
@@ -998,7 +1013,7 @@
         <w:fldChar w:fldCharType="separate"/>
       </w:r>
       <w:r>
-        <w:t xml:space="preserve">20</w:t>
+        <w:t xml:space="preserve">24</w:t>
       </w:r>
       <w:r>
         <w:fldChar w:fldCharType="end"/>
@@ -1029,7 +1044,7 @@
         <w:fldChar w:fldCharType="separate"/>
       </w:r>
       <w:r>
-        <w:t xml:space="preserve">21</w:t>
+        <w:t xml:space="preserve">25</w:t>
       </w:r>
       <w:r>
         <w:fldChar w:fldCharType="end"/>
@@ -1060,7 +1075,7 @@
         <w:fldChar w:fldCharType="separate"/>
       </w:r>
       <w:r>
-        <w:t xml:space="preserve">23</w:t>
+        <w:t xml:space="preserve">28</w:t>
       </w:r>
       <w:r>
         <w:fldChar w:fldCharType="end"/>
@@ -1091,7 +1106,7 @@
         <w:fldChar w:fldCharType="separate"/>
       </w:r>
       <w:r>
-        <w:t xml:space="preserve">24</w:t>
+        <w:t xml:space="preserve">29</w:t>
       </w:r>
       <w:r>
         <w:fldChar w:fldCharType="end"/>
@@ -1122,7 +1137,7 @@
         <w:fldChar w:fldCharType="separate"/>
       </w:r>
       <w:r>
-        <w:t xml:space="preserve">24</w:t>
+        <w:t xml:space="preserve">29</w:t>
       </w:r>
       <w:r>
         <w:fldChar w:fldCharType="end"/>
@@ -1137,7 +1152,7 @@
           <w:rPr>
             <w:color w:val="000000"/>
           </w:rPr>
-          <w:t>4.2 已完成的平台實作與工程檢查</w:t>
+          <w:t>4.2 平台建置結果與工程檢查（非研究問題結果）</w:t>
         </w:r>
       </w:hyperlink>
       <w:r>
@@ -1153,7 +1168,7 @@
         <w:fldChar w:fldCharType="separate"/>
       </w:r>
       <w:r>
-        <w:t xml:space="preserve">24</w:t>
+        <w:t xml:space="preserve">29</w:t>
       </w:r>
       <w:r>
         <w:fldChar w:fldCharType="end"/>
@@ -1168,7 +1183,7 @@
           <w:rPr>
             <w:color w:val="000000"/>
           </w:rPr>
-          <w:t>4.3 開發案例的觀察與限制</w:t>
+          <w:t>4.3 開發案例與修正觀察（非正式研究結果）</w:t>
         </w:r>
       </w:hyperlink>
       <w:r>
@@ -1184,7 +1199,7 @@
         <w:fldChar w:fldCharType="separate"/>
       </w:r>
       <w:r>
-        <w:t xml:space="preserve">25</w:t>
+        <w:t xml:space="preserve">31</w:t>
       </w:r>
       <w:r>
         <w:fldChar w:fldCharType="end"/>
@@ -1215,7 +1230,7 @@
         <w:fldChar w:fldCharType="separate"/>
       </w:r>
       <w:r>
-        <w:t xml:space="preserve">26</w:t>
+        <w:t xml:space="preserve">32</w:t>
       </w:r>
       <w:r>
         <w:fldChar w:fldCharType="end"/>
@@ -1246,7 +1261,7 @@
         <w:fldChar w:fldCharType="separate"/>
       </w:r>
       <w:r>
-        <w:t xml:space="preserve">27</w:t>
+        <w:t xml:space="preserve">33</w:t>
       </w:r>
       <w:r>
         <w:fldChar w:fldCharType="end"/>
@@ -1261,7 +1276,7 @@
           <w:rPr>
             <w:color w:val="000000"/>
           </w:rPr>
-          <w:t>4.6 研究問題二的回答與引用結果</w:t>
+          <w:t>4.6 研究問題二的組合支援與回答品質結果</w:t>
         </w:r>
       </w:hyperlink>
       <w:r>
@@ -1277,7 +1292,7 @@
         <w:fldChar w:fldCharType="separate"/>
       </w:r>
       <w:r>
-        <w:t xml:space="preserve">28</w:t>
+        <w:t xml:space="preserve">34</w:t>
       </w:r>
       <w:r>
         <w:fldChar w:fldCharType="end"/>
@@ -1308,7 +1323,7 @@
         <w:fldChar w:fldCharType="separate"/>
       </w:r>
       <w:r>
-        <w:t xml:space="preserve">28</w:t>
+        <w:t xml:space="preserve">34</w:t>
       </w:r>
       <w:r>
         <w:fldChar w:fldCharType="end"/>
@@ -1339,7 +1354,7 @@
         <w:fldChar w:fldCharType="separate"/>
       </w:r>
       <w:r>
-        <w:t xml:space="preserve">29</w:t>
+        <w:t xml:space="preserve">36</w:t>
       </w:r>
       <w:r>
         <w:fldChar w:fldCharType="end"/>
@@ -1370,7 +1385,7 @@
         <w:fldChar w:fldCharType="separate"/>
       </w:r>
       <w:r>
-        <w:t xml:space="preserve">29</w:t>
+        <w:t xml:space="preserve">36</w:t>
       </w:r>
       <w:r>
         <w:fldChar w:fldCharType="end"/>
@@ -1401,7 +1416,7 @@
         <w:fldChar w:fldCharType="separate"/>
       </w:r>
       <w:r>
-        <w:t xml:space="preserve">29</w:t>
+        <w:t xml:space="preserve">36</w:t>
       </w:r>
       <w:r>
         <w:fldChar w:fldCharType="end"/>
@@ -1432,7 +1447,7 @@
         <w:fldChar w:fldCharType="separate"/>
       </w:r>
       <w:r>
-        <w:t xml:space="preserve">30</w:t>
+        <w:t xml:space="preserve">37</w:t>
       </w:r>
       <w:r>
         <w:fldChar w:fldCharType="end"/>
@@ -1463,7 +1478,7 @@
         <w:fldChar w:fldCharType="separate"/>
       </w:r>
       <w:r>
-        <w:t xml:space="preserve">30</w:t>
+        <w:t xml:space="preserve">38</w:t>
       </w:r>
       <w:r>
         <w:fldChar w:fldCharType="end"/>
@@ -1494,7 +1509,7 @@
         <w:fldChar w:fldCharType="separate"/>
       </w:r>
       <w:r>
-        <w:t xml:space="preserve">31</w:t>
+        <w:t xml:space="preserve">39</w:t>
       </w:r>
       <w:r>
         <w:fldChar w:fldCharType="end"/>
@@ -1525,7 +1540,7 @@
         <w:fldChar w:fldCharType="separate"/>
       </w:r>
       <w:r>
-        <w:t xml:space="preserve">32</w:t>
+        <w:t xml:space="preserve">40</w:t>
       </w:r>
       <w:r>
         <w:fldChar w:fldCharType="end"/>
@@ -1556,7 +1571,7 @@
         <w:fldChar w:fldCharType="separate"/>
       </w:r>
       <w:r>
-        <w:t xml:space="preserve">34</w:t>
+        <w:t xml:space="preserve">42</w:t>
       </w:r>
       <w:r>
         <w:fldChar w:fldCharType="end"/>
@@ -1587,7 +1602,7 @@
         <w:fldChar w:fldCharType="separate"/>
       </w:r>
       <w:r>
-        <w:t xml:space="preserve">35</w:t>
+        <w:t xml:space="preserve">43</w:t>
       </w:r>
       <w:r>
         <w:fldChar w:fldCharType="end"/>
@@ -1618,7 +1633,7 @@
         <w:fldChar w:fldCharType="separate"/>
       </w:r>
       <w:r>
-        <w:t xml:space="preserve">36</w:t>
+        <w:t xml:space="preserve">44</w:t>
       </w:r>
       <w:r>
         <w:fldChar w:fldCharType="end"/>
@@ -1649,7 +1664,7 @@
         <w:fldChar w:fldCharType="separate"/>
       </w:r>
       <w:r>
-        <w:t xml:space="preserve">37</w:t>
+        <w:t xml:space="preserve">46</w:t>
       </w:r>
       <w:r>
         <w:fldChar w:fldCharType="end"/>
@@ -1680,7 +1695,38 @@
         <w:fldChar w:fldCharType="separate"/>
       </w:r>
       <w:r>
-        <w:t xml:space="preserve">38</w:t>
+        <w:t xml:space="preserve">47</w:t>
+      </w:r>
+      <w:r>
+        <w:fldChar w:fldCharType="end"/>
+      </w:r>
+    </w:p>
+    <w:p>
+      <w:pPr>
+        <w:pStyle w:val="TOC1"/>
+      </w:pPr>
+      <w:hyperlink w:anchor="h46">
+        <w:r>
+          <w:rPr>
+            <w:color w:val="000000"/>
+          </w:rPr>
+          <w:t>附錄六 題名與理論接點 meeting 討論紀錄</w:t>
+        </w:r>
+      </w:hyperlink>
+      <w:r>
+        <w:tab/>
+      </w:r>
+      <w:r>
+        <w:fldChar w:fldCharType="begin"/>
+      </w:r>
+      <w:r>
+        <w:instrText xml:space="preserve"> PAGEREF h46 \h </w:instrText>
+      </w:r>
+      <w:r>
+        <w:fldChar w:fldCharType="separate"/>
+      </w:r>
+      <w:r>
+        <w:t xml:space="preserve">48</w:t>
       </w:r>
       <w:r>
         <w:fldChar w:fldCharType="end"/>
@@ -1727,7 +1773,7 @@
         <w:fldChar w:fldCharType="separate"/>
       </w:r>
       <w:r>
-        <w:t xml:space="preserve">18</w:t>
+        <w:t xml:space="preserve">22</w:t>
       </w:r>
       <w:r>
         <w:fldChar w:fldCharType="end"/>
@@ -1782,7 +1828,7 @@
         <w:fldChar w:fldCharType="separate"/>
       </w:r>
       <w:r>
-        <w:t xml:space="preserve">12</w:t>
+        <w:t xml:space="preserve">14</w:t>
       </w:r>
       <w:r>
         <w:fldChar w:fldCharType="end"/>
@@ -1813,7 +1859,7 @@
         <w:fldChar w:fldCharType="separate"/>
       </w:r>
       <w:r>
-        <w:t xml:space="preserve">13</w:t>
+        <w:t xml:space="preserve">15</w:t>
       </w:r>
       <w:r>
         <w:fldChar w:fldCharType="end"/>
@@ -1844,7 +1890,7 @@
         <w:fldChar w:fldCharType="separate"/>
       </w:r>
       <w:r>
-        <w:t xml:space="preserve">16</w:t>
+        <w:t xml:space="preserve">19</w:t>
       </w:r>
       <w:r>
         <w:fldChar w:fldCharType="end"/>
@@ -1875,7 +1921,7 @@
         <w:fldChar w:fldCharType="separate"/>
       </w:r>
       <w:r>
-        <w:t xml:space="preserve">22</w:t>
+        <w:t xml:space="preserve">26</w:t>
       </w:r>
       <w:r>
         <w:fldChar w:fldCharType="end"/>
@@ -1906,7 +1952,7 @@
         <w:fldChar w:fldCharType="separate"/>
       </w:r>
       <w:r>
-        <w:t xml:space="preserve">25</w:t>
+        <w:t xml:space="preserve">30</w:t>
       </w:r>
       <w:r>
         <w:fldChar w:fldCharType="end"/>
@@ -1937,7 +1983,7 @@
         <w:fldChar w:fldCharType="separate"/>
       </w:r>
       <w:r>
-        <w:t xml:space="preserve">27</w:t>
+        <w:t xml:space="preserve">33</w:t>
       </w:r>
       <w:r>
         <w:fldChar w:fldCharType="end"/>
@@ -1968,7 +2014,7 @@
         <w:fldChar w:fldCharType="separate"/>
       </w:r>
       <w:r>
-        <w:t xml:space="preserve">34</w:t>
+        <w:t xml:space="preserve">42</w:t>
       </w:r>
       <w:r>
         <w:fldChar w:fldCharType="end"/>
@@ -1999,7 +2045,7 @@
         <w:fldChar w:fldCharType="separate"/>
       </w:r>
       <w:r>
-        <w:t xml:space="preserve">35</w:t>
+        <w:t xml:space="preserve">43</w:t>
       </w:r>
       <w:r>
         <w:fldChar w:fldCharType="end"/>
@@ -2030,7 +2076,38 @@
         <w:fldChar w:fldCharType="separate"/>
       </w:r>
       <w:r>
-        <w:t xml:space="preserve">37</w:t>
+        <w:t xml:space="preserve">46</w:t>
+      </w:r>
+      <w:r>
+        <w:fldChar w:fldCharType="end"/>
+      </w:r>
+    </w:p>
+    <w:p>
+      <w:pPr>
+        <w:pStyle w:val="TOCEntry"/>
+      </w:pPr>
+      <w:hyperlink w:anchor="cap11">
+        <w:r>
+          <w:rPr>
+            <w:color w:val="000000"/>
+          </w:rPr>
+          <w:t>表 A-4 請教授裁決的題名與方法問題</w:t>
+        </w:r>
+      </w:hyperlink>
+      <w:r>
+        <w:tab/>
+      </w:r>
+      <w:r>
+        <w:fldChar w:fldCharType="begin"/>
+      </w:r>
+      <w:r>
+        <w:instrText xml:space="preserve"> PAGEREF cap11 \h </w:instrText>
+      </w:r>
+      <w:r>
+        <w:fldChar w:fldCharType="separate"/>
+      </w:r>
+      <w:r>
+        <w:t xml:space="preserve">48</w:t>
       </w:r>
       <w:r>
         <w:fldChar w:fldCharType="end"/>
@@ -2190,7 +2267,31 @@
       </w:r>
     </w:p>
     <w:p>
-      <w:bookmarkStart w:id="11" w:name="h8"/>
+      <w:bookmarkStart w:id="11" w:name="sub34"/>
+      <w:pPr>
+        <w:pStyle w:val="Heading3"/>
+        <w:numPr>
+          <w:ilvl w:val="2"/>
+          <w:numId w:val="40"/>
+        </w:numPr>
+      </w:pPr>
+      <w:r>
+        <w:t>從 SECI 組合化檢視文件整合</w:t>
+      </w:r>
+      <w:bookmarkEnd w:id="11"/>
+    </w:p>
+    <w:p>
+      <w:r>
+        <w:t>本研究的理論關切不限於把已寫下的資料找回。當一題需要連結不同文件中的適用對象、一般規則與例外時，檢索只是取得材料的前提，後續仍須判斷這些材料能否正確組合。本稿以 SECI 的組合化作為分析視角，觀察 AI 是否提供忠於來源的整理支援，不將查詢本身稱為外化，也不把流暢回答當作使用者已經內化知識的證據。</w:t>
+      </w:r>
+    </w:p>
+    <w:p>
+      <w:r>
+        <w:t>原題暫時保留，是為了向教授說明研究問題的延續與實作後發現的限制，不是以題名反向認定公開法規必然來自隱性知識外化。題名、材料與理論接點是否需要調整，列入本輪 meeting 的明確請教事項。</w:t>
+      </w:r>
+    </w:p>
+    <w:p>
+      <w:bookmarkStart w:id="12" w:name="h8"/>
       <w:pPr>
         <w:pStyle w:val="Heading2"/>
         <w:numPr>
@@ -2201,7 +2302,7 @@
       <w:r>
         <w:t>研究目的與研究問題</w:t>
       </w:r>
-      <w:bookmarkEnd w:id="11"/>
+      <w:bookmarkEnd w:id="12"/>
     </w:p>
     <w:p>
       <w:r>
@@ -2223,16 +2324,16 @@
     </w:p>
     <w:p>
       <w:r>
-        <w:t>RQ2：完整 AI 語意檢索問答的回答，在正確性、完整性、引用支持及資訊不足處理上，呈現何種表現與限制？</w:t>
-      </w:r>
-    </w:p>
-    <w:p>
-      <w:r>
-        <w:t>RQ1 的分析單位以資訊需求題目為核心，同一題在兩組之間形成配對；RQ2 針對 B 組的回答與引用進行核對。若後續納入真人使用者，使用時間、負擔與滿意度可作為新增問題，但必須另有相應的研究設計與資料，不由離線測試直接推論。</w:t>
-      </w:r>
-    </w:p>
-    <w:p>
-      <w:bookmarkStart w:id="12" w:name="h9"/>
+        <w:t>RQ2：在需要連結多份來源的任務中，完整 AI 語意檢索問答支援顯性知識組合的回答，在正確性、必要要點完整性、跨來源條件一致性、引用支持及資訊不足處理上，呈現何種表現與限制？</w:t>
+      </w:r>
+    </w:p>
+    <w:p>
+      <w:r>
+        <w:t>RQ1 的分析單位以資訊需求題目為核心，同一題在兩組之間形成配對；RQ2 針對 B 組的回答與引用進行核對，主要分析事前標定的跨來源整合題，單一來源題另列參照。這裡的「組合支援」是本研究對工具產出的操作化，不是 SECI 原典的標準量表。A 沒有自動回答，相關欄位記為不適用，不以零分參與回答品質比較。若後續納入真人使用者，使用時間、負擔與滿意度可作為新增問題，但必須另有相應的研究設計與資料，不由離線測試直接推論。</w:t>
+      </w:r>
+    </w:p>
+    <w:p>
+      <w:bookmarkStart w:id="13" w:name="h9"/>
       <w:pPr>
         <w:pStyle w:val="Heading2"/>
         <w:numPr>
@@ -2243,7 +2344,7 @@
       <w:r>
         <w:t>研究範圍與界線</w:t>
       </w:r>
-      <w:bookmarkEnd w:id="12"/>
+      <w:bookmarkEnd w:id="13"/>
     </w:p>
     <w:p>
       <w:r>
@@ -2269,7 +2370,7 @@
       </w:r>
     </w:p>
     <w:p>
-      <w:bookmarkStart w:id="13" w:name="h10"/>
+      <w:bookmarkStart w:id="14" w:name="h10"/>
       <w:pPr>
         <w:pStyle w:val="Heading2"/>
         <w:numPr>
@@ -2280,7 +2381,7 @@
       <w:r>
         <w:t>名詞界定</w:t>
       </w:r>
-      <w:bookmarkEnd w:id="13"/>
+      <w:bookmarkEnd w:id="14"/>
     </w:p>
     <w:p>
       <w:r>
@@ -2299,11 +2400,11 @@
     </w:p>
     <w:p>
       <w:r>
-        <w:t>「資訊不足」包括問題缺少決定適用規則所需的條件，以及文件庫沒有足夠內容作答，二者須分別處理。前者可以提出釐清問題；後者應說明現有來源的限制。「知識外化」在本稿僅作為知識管理背景概念；公開法規的存在不能直接證明個人隱性知識已完成外化。</w:t>
-      </w:r>
-    </w:p>
-    <w:p>
-      <w:bookmarkStart w:id="14" w:name="h11"/>
+        <w:t>「資訊不足」包括問題缺少決定適用規則所需的條件，以及文件庫沒有足夠內容作答，二者須分別處理。前者可以提出釐清問題；後者應說明現有來源的限制。「組合化」指 SECI 中顯性知識之間的整理與重組；本研究觀察的是工具對這類活動的支援，向量編碼本身不是組合化。「知識外化」涉及隱性知識向顯性知識的轉換；公開法規的存在不能直接證明其形成過程已完成這種轉換。保留原題不消除這個證據缺口。</w:t>
+      </w:r>
+    </w:p>
+    <w:p>
+      <w:bookmarkStart w:id="15" w:name="h11"/>
       <w:pPr>
         <w:pStyle w:val="Heading2"/>
         <w:numPr>
@@ -2314,7 +2415,7 @@
       <w:r>
         <w:t>研究流程與論文結構</w:t>
       </w:r>
-      <w:bookmarkEnd w:id="14"/>
+      <w:bookmarkEnd w:id="15"/>
     </w:p>
     <w:p>
       <w:r>
@@ -2323,11 +2424,11 @@
     </w:p>
     <w:p>
       <w:r>
-        <w:t>全文共五章。第一章界定研究動機、目的與範圍；第二章整理詞彙落差、資訊需求、檢索生成與評估文獻；第三章說明研究方法與現行工具，並標示待定規程；第四章先呈現可核對的開發證據，再保留正式結果的寫作位置；第五章討論目前可成立的設計意涵、限制與後續研究，正式成效結論則等待實驗資料。</w:t>
-      </w:r>
-    </w:p>
-    <w:p>
-      <w:bookmarkStart w:id="15" w:name="h12"/>
+        <w:t>全文共五章。第一章界定研究動機、目的與範圍；第二章建立 SECI 組合化的理論對應，並整理詞彙落差、資訊需求、檢索生成與評估文獻；第三章說明研究方法與現行工具，並標示待定規程；第四章先呈現可核對的開發證據，再保留正式結果的寫作位置；第五章討論目前可成立的設計意涵、限制與後續研究，正式成效結論則等待實驗資料。</w:t>
+      </w:r>
+    </w:p>
+    <w:p>
+      <w:bookmarkStart w:id="16" w:name="h12"/>
       <w:pPr>
         <w:pStyle w:val="Heading1"/>
         <w:numPr>
@@ -2338,15 +2439,15 @@
       <w:r>
         <w:t>文獻探討</w:t>
       </w:r>
-      <w:bookmarkEnd w:id="15"/>
-    </w:p>
-    <w:p>
-      <w:r>
-        <w:t>本章整理支撐本研究問題的四條文獻線索：知識再使用的背景、詞彙落差與資訊需求的表達、字面查找與 AI 語意檢索問答的機制差異，以及完整檢索問答系統的評估方式。各節引用均限定於原研究的情境與範圍；本研究場域中是否出現相同現象，列為本研究待檢驗的問題，而非由文獻直接推定。凡標示 [待補] 者，表示該處仍需補充證據或待研究設計確認。</w:t>
-      </w:r>
-    </w:p>
-    <w:p>
-      <w:bookmarkStart w:id="16" w:name="h13"/>
+      <w:bookmarkEnd w:id="16"/>
+    </w:p>
+    <w:p>
+      <w:r>
+        <w:t>本章整理支撐本研究問題的四條文獻線索：SECI 組合化的理論視角、詞彙落差與資訊需求的表達、字面查找與 AI 語意檢索問答的機制差異，以及完整檢索問答系統的評估方式。各節引用均限定於原研究的情境與範圍；本研究場域中是否出現相同現象，列為本研究待檢驗的問題，而非由文獻直接推定。凡標示 [待補] 者，表示該處仍需補充證據或待研究設計確認。</w:t>
+      </w:r>
+    </w:p>
+    <w:p>
+      <w:bookmarkStart w:id="17" w:name="h13"/>
       <w:pPr>
         <w:pStyle w:val="Heading2"/>
         <w:numPr>
@@ -2355,33 +2456,9 @@
         </w:numPr>
       </w:pPr>
       <w:r>
-        <w:t>知識再使用：已寫下的內容能否被找回</w:t>
-      </w:r>
-      <w:bookmarkEnd w:id="16"/>
-    </w:p>
-    <w:p>
-      <w:bookmarkStart w:id="17" w:name="sub78"/>
-      <w:pPr>
-        <w:pStyle w:val="Heading3"/>
-        <w:numPr>
-          <w:ilvl w:val="2"/>
-          <w:numId w:val="40"/>
-        </w:numPr>
-      </w:pPr>
-      <w:r>
-        <w:t>知識創造理論作為背景</w:t>
+        <w:t>SECI 組合化與顯性文件的取回及整合</w:t>
       </w:r>
       <w:bookmarkEnd w:id="17"/>
-    </w:p>
-    <w:p>
-      <w:r>
-        <w:t>Nonaka（1994）援引 Polanyi 的區分，將知識分為可用形式化、系統化語言傳遞的顯性知識，以及具個人性質、難以形式化且深植於行動與特定情境的隱性知識；並以兩者的相互轉化區分社會化、外化、結合與內化四種模式（Nonaka, 1994）。組織層次的知識創造，被描述為四種模式持續循環、由個人向群體與組織擴展的歷程（Nonaka, 1994）。</w:t>
-      </w:r>
-    </w:p>
-    <w:p>
-      <w:r>
-        <w:t>本研究採用此一架構，僅作為理解「知識寫成文件之後如何再被使用」的背景，不驗證該模型，也不新增知識轉化階段。本研究關心的是文件已經存在之後，使用者能否以自己的語言把它找回並正確使用；這個問題與原典所談的外化歷程相關，但並不相同。</w:t>
-      </w:r>
     </w:p>
     <w:p>
       <w:bookmarkStart w:id="18" w:name="sub84"/>
@@ -2393,13 +2470,85 @@
         </w:numPr>
       </w:pPr>
       <w:r>
-        <w:t>本研究材料與「外化」的距離</w:t>
+        <w:t>四種知識轉化模式與本研究位置</w:t>
       </w:r>
       <w:bookmarkEnd w:id="18"/>
     </w:p>
     <w:p>
       <w:r>
-        <w:t>本研究規劃使用的共同文件庫，以公開的就業服務法規、行政函釋與官方問答為主。這些文本係依立法或行政程序發布，其形成過程與組織成員把個人經驗表述為文件的外化歷程並不相同；公開法規本身不能直接作為隱性知識外化的證據。因此，本章以「已寫下、供他人查閱的就業服務知識文件」作為中性指稱，並將知識創造理論的角色限定於研究背景。</w:t>
+        <w:t>Nonaka（1994）援引 Polanyi 區分顯性與隱性知識，並依兩者的互動區分社會化、外化、組合化與內化。本文將 Combination 統一譯為「組合化」，與舊稿的「結合」指同一模式。其核心涉及顯性知識之間的交換、分類與重新組織；完整組織知識創造則不能簡化為文件的搬移或機械式拼接。Polanyi 在本節係經 Nonaka（1994）轉引，未另聲稱直接閱讀其原著。</w:t>
+      </w:r>
+    </w:p>
+    <w:p>
+      <w:r>
+        <w:t>本研究選擇組合化作為理論視角，關心既有顯性文件如何被取回、連結並整理為對特定問題有用且可追查的內容。這個選擇保留知識管理的核心關切，但不研究完整 SECI 螺旋，也不以工具輸出推論個人或組織已完成知識創造。</w:t>
+      </w:r>
+    </w:p>
+    <w:p>
+      <w:bookmarkStart w:id="19" w:name="sub90"/>
+      <w:pPr>
+        <w:pStyle w:val="Heading3"/>
+        <w:numPr>
+          <w:ilvl w:val="2"/>
+          <w:numId w:val="40"/>
+        </w:numPr>
+      </w:pPr>
+      <w:r>
+        <w:t>從理論概念到可觀察的工具支援</w:t>
+      </w:r>
+      <w:bookmarkEnd w:id="19"/>
+    </w:p>
+    <w:p>
+      <w:r>
+        <w:t>本稿提出「材料取得、關係整合、來源核對」三個觀察層次，作為本研究的操作化，而非替 SECI 新增階段。材料取得問兩組能否取回必要來源；關係整合問 B 組能否在跨文件回答中正確保留主體、條件、例外與時間關係；來源核對問各項主張能否回到足以支持它的原文。第一層是組合活動的支援條件，不等同組合化本身。</w:t>
+      </w:r>
+    </w:p>
+    <w:p>
+      <w:r>
+        <w:t>當答案必須由兩份以上來源共同支持時，AI 將資訊整合為回答，可作為評估組合支援能力的產物。評估不能只數引用幾份文件：列出兩個編號、重複兩句文字或把不同對象的規則混在一起，都不構成正確整合。研究應以領域評閱者先行建立的必要要點與來源關係核對，接受錯誤、遺漏或無法整合的結果。</w:t>
+      </w:r>
+    </w:p>
+    <w:p>
+      <w:bookmarkStart w:id="20" w:name="sub96"/>
+      <w:pPr>
+        <w:pStyle w:val="Heading3"/>
+        <w:numPr>
+          <w:ilvl w:val="2"/>
+          <w:numId w:val="40"/>
+        </w:numPr>
+      </w:pPr>
+      <w:r>
+        <w:t>原題與材料形成證據的待確認關係</w:t>
+      </w:r>
+      <w:bookmarkEnd w:id="20"/>
+    </w:p>
+    <w:p>
+      <w:r>
+        <w:t>原題保留「隱性知識外化文件」，目前開發庫則包含公開法規、指引、函釋要旨索引與官方問答。這些材料可以作為顯性文件取回與組合的研究對象，但未逐份取得其隱性知識形成與外化過程的證據。因此，本稿不把材料一律標成外化成果，也不把輸入自然語言問題稱為已完成外化。</w:t>
+      </w:r>
+    </w:p>
+    <w:p>
+      <w:r>
+        <w:t>本輪向教授提出兩個相連的問題：組合化能否作為現有比較研究的理論接點；原題是否仍能沿用，或只需調整研究對象與「檢索／問答」的表述。若教授認為原題必須實際研究外化歷程，就需另議材料及程序，不能只改名詞界定來迴避。</w:t>
+      </w:r>
+    </w:p>
+    <w:p>
+      <w:bookmarkStart w:id="21" w:name="sub102"/>
+      <w:pPr>
+        <w:pStyle w:val="Heading3"/>
+        <w:numPr>
+          <w:ilvl w:val="2"/>
+          <w:numId w:val="40"/>
+        </w:numPr>
+      </w:pPr>
+      <w:r>
+        <w:t>推論範圍與替代解釋</w:t>
+      </w:r>
+      <w:bookmarkEnd w:id="21"/>
+    </w:p>
+    <w:p>
+      <w:r>
+        <w:t>本研究沒有人的學習前後測、行動變化或組織知識擴散資料，因此不判定內化、社會化或完整 SECI 循環是否發生。即使 B 組形成正確整合，也只能說在該任務與語料條件下提供了組合支援；不能據此推定新知識已被使用者接受或改善工作表現。SECI 提供理論視角，檢索與回答評估文獻提供工具測量方法，兩者的層次須分開。</w:t>
       </w:r>
     </w:p>
     <w:p>
@@ -2407,11 +2556,11 @@
         <w:rPr>
           <w:color w:val="B00020"/>
         </w:rPr>
-        <w:t>【待補：正式題目若保留「隱性知識外化文件」，須另選具外化歷程證據的文件，並在第三章說明其形成過程；若改採公開就業服務文件，題目用語須與教授確認後同步修正第一章與本節。】</w:t>
-      </w:r>
-    </w:p>
-    <w:p>
-      <w:bookmarkStart w:id="19" w:name="h14"/>
+        <w:t>【待確認：教授是否同意以組合化為本研究的理論接點及以上操作化；跨來源整合的評分草案須由領域評閱者校準，不宣稱為已驗證量表。】</w:t>
+      </w:r>
+    </w:p>
+    <w:p>
+      <w:bookmarkStart w:id="22" w:name="h14"/>
       <w:pPr>
         <w:pStyle w:val="Heading2"/>
         <w:numPr>
@@ -2422,10 +2571,10 @@
       <w:r>
         <w:t>詞彙落差與資訊需求的表達</w:t>
       </w:r>
-      <w:bookmarkEnd w:id="19"/>
-    </w:p>
-    <w:p>
-      <w:bookmarkStart w:id="20" w:name="sub92"/>
+      <w:bookmarkEnd w:id="22"/>
+    </w:p>
+    <w:p>
+      <w:bookmarkStart w:id="23" w:name="sub110"/>
       <w:pPr>
         <w:pStyle w:val="Heading3"/>
         <w:numPr>
@@ -2436,7 +2585,7 @@
       <w:r>
         <w:t>詞彙問題的實證</w:t>
       </w:r>
-      <w:bookmarkEnd w:id="20"/>
+      <w:bookmarkEnd w:id="23"/>
     </w:p>
     <w:p>
       <w:r>
@@ -2449,7 +2598,7 @@
       </w:r>
     </w:p>
     <w:p>
-      <w:bookmarkStart w:id="21" w:name="sub98"/>
+      <w:bookmarkStart w:id="24" w:name="sub116"/>
       <w:pPr>
         <w:pStyle w:val="Heading3"/>
         <w:numPr>
@@ -2460,7 +2609,7 @@
       <w:r>
         <w:t>大型全文檢索情境中的實測</w:t>
       </w:r>
-      <w:bookmarkEnd w:id="21"/>
+      <w:bookmarkEnd w:id="24"/>
     </w:p>
     <w:p>
       <w:r>
@@ -2473,7 +2622,7 @@
       </w:r>
     </w:p>
     <w:p>
-      <w:bookmarkStart w:id="22" w:name="sub104"/>
+      <w:bookmarkStart w:id="25" w:name="sub122"/>
       <w:pPr>
         <w:pStyle w:val="Heading3"/>
         <w:numPr>
@@ -2484,7 +2633,7 @@
       <w:r>
         <w:t>資訊需求本身難以精確表達</w:t>
       </w:r>
-      <w:bookmarkEnd w:id="22"/>
+      <w:bookmarkEnd w:id="25"/>
     </w:p>
     <w:p>
       <w:r>
@@ -2505,7 +2654,7 @@
       </w:r>
     </w:p>
     <w:p>
-      <w:bookmarkStart w:id="23" w:name="h15"/>
+      <w:bookmarkStart w:id="26" w:name="h15"/>
       <w:pPr>
         <w:pStyle w:val="Heading2"/>
         <w:numPr>
@@ -2516,82 +2665,7 @@
       <w:r>
         <w:t>字面查找、向量檢索與檢索增強生成</w:t>
       </w:r>
-      <w:bookmarkEnd w:id="23"/>
-    </w:p>
-    <w:p>
-      <w:bookmarkStart w:id="24" w:name="sub114"/>
-      <w:pPr>
-        <w:pStyle w:val="Heading3"/>
-        <w:numPr>
-          <w:ilvl w:val="2"/>
-          <w:numId w:val="40"/>
-        </w:numPr>
-      </w:pPr>
-      <w:r>
-        <w:t>字面查找：連續字串比對</w:t>
-      </w:r>
-      <w:bookmarkEnd w:id="24"/>
-    </w:p>
-    <w:p>
-      <w:r>
-        <w:t>本研究 A 組所指的字面查找，是使用者輸入的文字必須在文件中以完全相同、連續的字串出現才算命中，以一般軟體 Ctrl＋F 頁內尋找的逐字比對為原型，但大小寫、標點、空白與全半形均不做轉換。它不做斷詞、不排序、不補同義詞，也不估計相關程度；使用者可以自行換詞再查。這與資訊檢索文獻中常見的關鍵字檢索不同：Karpukhin 等人（2020）指出，開放領域問答的檢索器傳統上以 TF-IDF 或 BM25 實作，透過倒排索引比對詞彙並計分排序。本研究不在 A 組加入此類排序或拆詞機制，以免把 A 組變成另一種檢索模型；因此，關於 BM25 等排序式關鍵字檢索的文獻結果，不能直接移用來描述 A 組表現，反之亦然。</w:t>
-      </w:r>
-    </w:p>
-    <w:p>
-      <w:r>
-        <w:rPr>
-          <w:color w:val="B00020"/>
-        </w:rPr>
-        <w:t>【待補：探討頁內尋找或連續字串比對之使用行為的文獻；若查無適切文獻，於第三章說明 A 組定義係依研究目的自行界定。】</w:t>
-      </w:r>
-    </w:p>
-    <w:p>
-      <w:bookmarkStart w:id="25" w:name="sub120"/>
-      <w:pPr>
-        <w:pStyle w:val="Heading3"/>
-        <w:numPr>
-          <w:ilvl w:val="2"/>
-          <w:numId w:val="40"/>
-        </w:numPr>
-      </w:pPr>
-      <w:r>
-        <w:t>向量檢索</w:t>
-      </w:r>
-      <w:bookmarkEnd w:id="25"/>
-    </w:p>
-    <w:p>
-      <w:r>
-        <w:t>Karpukhin 等人（2020）提出的稠密段落檢索，以兩個各自獨立的編碼器分別把問題與段落映射到低維連續向量空間，並以兩向量的內積作為相似度，取回最接近的前 k 個段落。作者指出，此種稠密表示在設計上可與稀疏表示互補：即使同義詞或改寫使用完全不同的詞元，仍可能被映射到相近的位置。</w:t>
-      </w:r>
-    </w:p>
-    <w:p>
-      <w:r>
-        <w:t>這個特性說明了向量檢索在處理用詞不一致時的潛在優勢，但該文的實驗建立在英文維基百科等開放領域問答資料上。它不能證明向量檢索在繁體中文法規、函釋與問答文件上已具同等優勢；本研究的向量模型、切分方式與候選數量，須在自身語料上另行驗證。</w:t>
-      </w:r>
-    </w:p>
-    <w:p>
-      <w:bookmarkStart w:id="26" w:name="sub126"/>
-      <w:pPr>
-        <w:pStyle w:val="Heading3"/>
-        <w:numPr>
-          <w:ilvl w:val="2"/>
-          <w:numId w:val="40"/>
-        </w:numPr>
-      </w:pPr>
-      <w:r>
-        <w:t>檢索後生成</w:t>
-      </w:r>
       <w:bookmarkEnd w:id="26"/>
-    </w:p>
-    <w:p>
-      <w:r>
-        <w:t>Lewis 等人（2020）提出檢索增強生成（retrieval-augmented generation, RAG）：模型先以輸入取回文本段落，再把取回內容作為生成回答時的額外脈絡；架構包含回傳前 K 筆段落的檢索器，以及依輸入、取回段落與已生成內容產生輸出的生成器。該文採用維基百科稠密向量索引作為外部記憶，屬於其模型的具體設定，並非所有 RAG 系統皆然。</w:t>
-      </w:r>
-    </w:p>
-    <w:p>
-      <w:r>
-        <w:t>就一般架構而言（本研究整理），字面比對與向量檢索是可單用或併用的檢索實作，生成則可接在任一種檢索結果之後。本研究 B 組是一條包含查詢理解與改寫、向量取回候選段落、整合回答、附段落引用，以及資訊不足時追問或說明不足的完整流程。A、B 兩組的差異同時來自檢索方式、回答生成與互動設計，研究結果只能歸屬於兩套完整查找方式，不能單獨歸因於向量模型。</w:t>
-      </w:r>
     </w:p>
     <w:p>
       <w:bookmarkStart w:id="27" w:name="sub132"/>
@@ -2603,9 +2677,84 @@
         </w:numPr>
       </w:pPr>
       <w:r>
+        <w:t>字面查找：連續字串比對</w:t>
+      </w:r>
+      <w:bookmarkEnd w:id="27"/>
+    </w:p>
+    <w:p>
+      <w:r>
+        <w:t>本研究 A 組所指的字面查找，是使用者輸入的文字必須在文件中以完全相同、連續的字串出現才算命中，以一般軟體 Ctrl＋F 頁內尋找的逐字比對為原型，但大小寫、標點、空白與全半形均不做轉換。它不做斷詞、不排序、不補同義詞，也不估計相關程度；使用者可以自行換詞再查。這與資訊檢索文獻中常見的關鍵字檢索不同：Karpukhin 等人（2020）指出，開放領域問答的檢索器傳統上以 TF-IDF 或 BM25 實作，透過倒排索引比對詞彙並計分排序。本研究不在 A 組加入此類排序或拆詞機制，以免把 A 組變成另一種檢索模型；因此，關於 BM25 等排序式關鍵字檢索的文獻結果，不能直接移用來描述 A 組表現，反之亦然。</w:t>
+      </w:r>
+    </w:p>
+    <w:p>
+      <w:r>
+        <w:rPr>
+          <w:color w:val="B00020"/>
+        </w:rPr>
+        <w:t>【待補：探討頁內尋找或連續字串比對之使用行為的文獻；若查無適切文獻，於第三章說明 A 組定義係依研究目的自行界定。】</w:t>
+      </w:r>
+    </w:p>
+    <w:p>
+      <w:bookmarkStart w:id="28" w:name="sub138"/>
+      <w:pPr>
+        <w:pStyle w:val="Heading3"/>
+        <w:numPr>
+          <w:ilvl w:val="2"/>
+          <w:numId w:val="40"/>
+        </w:numPr>
+      </w:pPr>
+      <w:r>
+        <w:t>向量檢索</w:t>
+      </w:r>
+      <w:bookmarkEnd w:id="28"/>
+    </w:p>
+    <w:p>
+      <w:r>
+        <w:t>Karpukhin 等人（2020）提出的稠密段落檢索，以兩個各自獨立的編碼器分別把問題與段落映射到低維連續向量空間，並以兩向量的內積作為相似度，取回最接近的前 k 個段落。作者指出，此種稠密表示在設計上可與稀疏表示互補：即使同義詞或改寫使用完全不同的詞元，仍可能被映射到相近的位置。</w:t>
+      </w:r>
+    </w:p>
+    <w:p>
+      <w:r>
+        <w:t>這個特性說明了向量檢索在處理用詞不一致時的潛在優勢，但該文的實驗建立在英文維基百科等開放領域問答資料上。它不能證明向量檢索在繁體中文法規、函釋與問答文件上已具同等優勢；本研究的向量模型、切分方式與候選數量，須在自身語料上另行驗證。</w:t>
+      </w:r>
+    </w:p>
+    <w:p>
+      <w:bookmarkStart w:id="29" w:name="sub144"/>
+      <w:pPr>
+        <w:pStyle w:val="Heading3"/>
+        <w:numPr>
+          <w:ilvl w:val="2"/>
+          <w:numId w:val="40"/>
+        </w:numPr>
+      </w:pPr>
+      <w:r>
+        <w:t>檢索後生成</w:t>
+      </w:r>
+      <w:bookmarkEnd w:id="29"/>
+    </w:p>
+    <w:p>
+      <w:r>
+        <w:t>Lewis 等人（2020）提出檢索增強生成（retrieval-augmented generation, RAG）：模型先以輸入取回文本段落，再把取回內容作為生成回答時的額外脈絡；架構包含回傳前 K 筆段落的檢索器，以及依輸入、取回段落與已生成內容產生輸出的生成器。該文採用維基百科稠密向量索引作為外部記憶，屬於其模型的具體設定，並非所有 RAG 系統皆然。</w:t>
+      </w:r>
+    </w:p>
+    <w:p>
+      <w:r>
+        <w:t>就一般架構而言（本研究整理），字面比對與向量檢索是可單用或併用的檢索實作，生成則可接在任一種檢索結果之後。本研究 B 組是一條包含查詢理解與改寫、向量取回候選段落、整合回答、附段落引用，以及資訊不足時追問或說明不足的完整流程。A、B 兩組的差異同時來自檢索方式、回答生成與互動設計，研究結果只能歸屬於兩套完整查找方式，不能單獨歸因於向量模型。</w:t>
+      </w:r>
+    </w:p>
+    <w:p>
+      <w:bookmarkStart w:id="30" w:name="sub150"/>
+      <w:pPr>
+        <w:pStyle w:val="Heading3"/>
+        <w:numPr>
+          <w:ilvl w:val="2"/>
+          <w:numId w:val="40"/>
+        </w:numPr>
+      </w:pPr>
+      <w:r>
         <w:t>商用產品作為體驗參照</w:t>
       </w:r>
-      <w:bookmarkEnd w:id="27"/>
+      <w:bookmarkEnd w:id="30"/>
     </w:p>
     <w:p>
       <w:r>
@@ -2613,7 +2762,7 @@
       </w:r>
     </w:p>
     <w:p>
-      <w:bookmarkStart w:id="28" w:name="h16"/>
+      <w:bookmarkStart w:id="31" w:name="h16"/>
       <w:pPr>
         <w:pStyle w:val="Heading2"/>
         <w:numPr>
@@ -2624,10 +2773,10 @@
       <w:r>
         <w:t>完整系統的評估：檢索、回答與引用</w:t>
       </w:r>
-      <w:bookmarkEnd w:id="28"/>
-    </w:p>
-    <w:p>
-      <w:bookmarkStart w:id="29" w:name="sub138"/>
+      <w:bookmarkEnd w:id="31"/>
+    </w:p>
+    <w:p>
+      <w:bookmarkStart w:id="32" w:name="sub156"/>
       <w:pPr>
         <w:pStyle w:val="Heading3"/>
         <w:numPr>
@@ -2638,7 +2787,7 @@
       <w:r>
         <w:t>系統中心與使用者中心的評估</w:t>
       </w:r>
-      <w:bookmarkEnd w:id="29"/>
+      <w:bookmarkEnd w:id="32"/>
     </w:p>
     <w:p>
       <w:r>
@@ -2659,7 +2808,7 @@
       </w:r>
     </w:p>
     <w:p>
-      <w:bookmarkStart w:id="30" w:name="sub146"/>
+      <w:bookmarkStart w:id="33" w:name="sub164"/>
       <w:pPr>
         <w:pStyle w:val="Heading3"/>
         <w:numPr>
@@ -2670,7 +2819,7 @@
       <w:r>
         <w:t>公平的操作規程</w:t>
       </w:r>
-      <w:bookmarkEnd w:id="30"/>
+      <w:bookmarkEnd w:id="33"/>
     </w:p>
     <w:p>
       <w:r>
@@ -2686,7 +2835,7 @@
       </w:r>
     </w:p>
     <w:p>
-      <w:bookmarkStart w:id="31" w:name="sub152"/>
+      <w:bookmarkStart w:id="34" w:name="sub170"/>
       <w:pPr>
         <w:pStyle w:val="Heading3"/>
         <w:numPr>
@@ -2697,7 +2846,7 @@
       <w:r>
         <w:t>回答品質與引用支持</w:t>
       </w:r>
-      <w:bookmarkEnd w:id="31"/>
+      <w:bookmarkEnd w:id="34"/>
     </w:p>
     <w:p>
       <w:r>
@@ -2718,7 +2867,7 @@
       </w:r>
     </w:p>
     <w:p>
-      <w:bookmarkStart w:id="32" w:name="h17"/>
+      <w:bookmarkStart w:id="35" w:name="h17"/>
       <w:pPr>
         <w:pStyle w:val="Heading2"/>
         <w:numPr>
@@ -2729,10 +2878,10 @@
       <w:r>
         <w:t>文獻缺口與本研究定位</w:t>
       </w:r>
-      <w:bookmarkEnd w:id="32"/>
-    </w:p>
-    <w:p>
-      <w:bookmarkStart w:id="33" w:name="sub162"/>
+      <w:bookmarkEnd w:id="35"/>
+    </w:p>
+    <w:p>
+      <w:bookmarkStart w:id="36" w:name="sub180"/>
       <w:pPr>
         <w:pStyle w:val="Heading3"/>
         <w:numPr>
@@ -2743,15 +2892,15 @@
       <w:r>
         <w:t>各線索的貢獻與限制</w:t>
       </w:r>
-      <w:bookmarkEnd w:id="33"/>
-    </w:p>
-    <w:p>
-      <w:bookmarkStart w:id="34" w:name="cap1"/>
+      <w:bookmarkEnd w:id="36"/>
+    </w:p>
+    <w:p>
+      <w:bookmarkStart w:id="37" w:name="cap1"/>
       <w:pPr>
         <w:pStyle w:val="Caption"/>
       </w:pPr>
-      <w:bookmarkEnd w:id="34"/>
-      <w:bookmarkStart w:id="35" w:name="cap1num"/>
+      <w:bookmarkEnd w:id="37"/>
+      <w:bookmarkStart w:id="38" w:name="cap1num"/>
       <w:r>
         <w:t xml:space="preserve">表 </w:t>
       </w:r>
@@ -2788,7 +2937,7 @@
       <w:r>
         <w:fldChar w:fldCharType="end"/>
       </w:r>
-      <w:bookmarkEnd w:id="35"/>
+      <w:bookmarkEnd w:id="38"/>
       <w:r>
         <w:t xml:space="preserve"> 文獻線索與適用界線</w:t>
       </w:r>
@@ -2926,7 +3075,7 @@
                 <w:b w:val="0"/>
                 <w:sz w:val="22"/>
               </w:rPr>
-              <w:t>知識再使用</w:t>
+              <w:t>SECI 組合化</w:t>
             </w:r>
           </w:p>
         </w:tc>
@@ -2952,7 +3101,7 @@
                 <w:b w:val="0"/>
                 <w:sz w:val="22"/>
               </w:rPr>
-              <w:t>顯性與隱性知識的區分及四種轉化模式（Nonaka, 1994）</w:t>
+              <w:t>顯性知識的整理與重組提供理論視角（Nonaka, 1994）</w:t>
             </w:r>
           </w:p>
         </w:tc>
@@ -2978,7 +3127,7 @@
                 <w:b w:val="0"/>
                 <w:sz w:val="22"/>
               </w:rPr>
-              <w:t>未處理就業服務文件；公開法規不等於外化成果</w:t>
+              <w:t>原典不是 AI 評分量表；檢索只是支援條件，公開法規不自動等於外化成果</w:t>
             </w:r>
           </w:p>
         </w:tc>
@@ -3239,7 +3388,7 @@
       </w:pPr>
     </w:p>
     <w:p>
-      <w:bookmarkStart w:id="36" w:name="sub172"/>
+      <w:bookmarkStart w:id="39" w:name="sub190"/>
       <w:pPr>
         <w:pStyle w:val="Heading3"/>
         <w:numPr>
@@ -3250,7 +3399,7 @@
       <w:r>
         <w:t>本研究的位置</w:t>
       </w:r>
-      <w:bookmarkEnd w:id="36"/>
+      <w:bookmarkEnd w:id="39"/>
     </w:p>
     <w:p>
       <w:r>
@@ -3265,16 +3414,16 @@
     </w:p>
     <w:p>
       <w:r>
-        <w:t>本研究的貢獻因此設定在兩個層次。其一，在共同語料與事先固定的操作規則下，描述兩套查找方式找回正確支持資料的表現與失敗類型；其二，評估 AI 語意問答在回答正確、完整、引用支持與資訊不足處理上的實際表現。對應的工作版研究問題為：</w:t>
-      </w:r>
-    </w:p>
-    <w:p>
-      <w:bookmarkStart w:id="37" w:name="cap2"/>
+        <w:t>本研究的貢獻因此設定在兩個層次。其一，在共同語料與事先固定的操作規則下，描述兩套查找方式找回正確支持資料的表現與失敗類型；其二，從組合化觀點評估 B 組跨來源回答的正確性、完整性、條件一致性、引用支持與資訊不足處理。對應的工作版研究問題為：</w:t>
+      </w:r>
+    </w:p>
+    <w:p>
+      <w:bookmarkStart w:id="40" w:name="cap2"/>
       <w:pPr>
         <w:pStyle w:val="Caption"/>
       </w:pPr>
-      <w:bookmarkEnd w:id="37"/>
-      <w:bookmarkStart w:id="38" w:name="cap2num"/>
+      <w:bookmarkEnd w:id="40"/>
+      <w:bookmarkStart w:id="41" w:name="cap2num"/>
       <w:r>
         <w:t xml:space="preserve">表 </w:t>
       </w:r>
@@ -3311,7 +3460,7 @@
       <w:r>
         <w:fldChar w:fldCharType="end"/>
       </w:r>
-      <w:bookmarkEnd w:id="38"/>
+      <w:bookmarkEnd w:id="41"/>
       <w:r>
         <w:t xml:space="preserve"> 工作版研究問題與文獻連結</w:t>
       </w:r>
@@ -3478,7 +3627,7 @@
                 <w:b w:val="0"/>
                 <w:sz w:val="22"/>
               </w:rPr>
-              <w:t>RQ2　B 組回答在正確性、完整性、引用支持及資訊不足處理上的表現為何？</w:t>
+              <w:t>RQ2　跨來源任務中，B 組支援顯性知識組合的回答品質與限制為何？</w:t>
             </w:r>
           </w:p>
         </w:tc>
@@ -3504,7 +3653,7 @@
                 <w:b w:val="0"/>
                 <w:sz w:val="22"/>
               </w:rPr>
-              <w:t>Lewis et al.（2020）；Es et al.（2024）；Gao et al.（2023）</w:t>
+              <w:t>Nonaka（1994）提供理論視角；Lewis et al.（2020）、Es et al.（2024）、Gao et al.（2023）提供檢索後生成與品質評估依據</w:t>
             </w:r>
           </w:p>
         </w:tc>
@@ -3527,7 +3676,7 @@
       </w:r>
     </w:p>
     <w:p>
-      <w:bookmarkStart w:id="39" w:name="h18"/>
+      <w:bookmarkStart w:id="42" w:name="h18"/>
       <w:pPr>
         <w:pStyle w:val="Heading1"/>
         <w:numPr>
@@ -3538,10 +3687,10 @@
       <w:r>
         <w:t>研究方法與平台設計</w:t>
       </w:r>
-      <w:bookmarkEnd w:id="39"/>
-    </w:p>
-    <w:p>
-      <w:bookmarkStart w:id="40" w:name="h19"/>
+      <w:bookmarkEnd w:id="42"/>
+    </w:p>
+    <w:p>
+      <w:bookmarkStart w:id="43" w:name="h19"/>
       <w:pPr>
         <w:pStyle w:val="Heading2"/>
         <w:numPr>
@@ -3552,7 +3701,7 @@
       <w:r>
         <w:t>研究設計</w:t>
       </w:r>
-      <w:bookmarkEnd w:id="40"/>
+      <w:bookmarkEnd w:id="43"/>
     </w:p>
     <w:p>
       <w:r>
@@ -3578,7 +3727,12 @@
       </w:r>
     </w:p>
     <w:p>
-      <w:bookmarkStart w:id="41" w:name="h20"/>
+      <w:r>
+        <w:t>理論與資料之間的連結分成兩層：RQ1 比較取得組合活動所需支持資料的能力；RQ2 分析 B 組跨來源整合產物。RQ1 不評定兩組誰完成較多知識轉化；RQ2 不將 A 不具備的生成能力計為零分。研究不以答案字數或引文數量代理知識創造。</w:t>
+      </w:r>
+    </w:p>
+    <w:p>
+      <w:bookmarkStart w:id="44" w:name="h20"/>
       <w:pPr>
         <w:pStyle w:val="Heading2"/>
         <w:numPr>
@@ -3589,10 +3743,10 @@
       <w:r>
         <w:t>共同文件庫的建置與來源管理</w:t>
       </w:r>
-      <w:bookmarkEnd w:id="41"/>
-    </w:p>
-    <w:p>
-      <w:bookmarkStart w:id="42" w:name="sub200"/>
+      <w:bookmarkEnd w:id="44"/>
+    </w:p>
+    <w:p>
+      <w:bookmarkStart w:id="45" w:name="sub220"/>
       <w:pPr>
         <w:pStyle w:val="Heading3"/>
         <w:numPr>
@@ -3603,7 +3757,7 @@
       <w:r>
         <w:t>開發語料與正式語料的區別</w:t>
       </w:r>
-      <w:bookmarkEnd w:id="42"/>
+      <w:bookmarkEnd w:id="45"/>
     </w:p>
     <w:p>
       <w:r>
@@ -3617,11 +3771,16 @@
     </w:p>
     <w:p>
       <w:r>
+        <w:t>開發材料包含法條 1,481 項、指引 157 項、函釋要旨索引 138 項及問答 5 項。法規範圍涉及多種勞動法規；正式使用「就業服務相關」作場域名稱時，須逐類說明與任務的關係，而不是因已匯入就全部視為適切材料。</w:t>
+      </w:r>
+    </w:p>
+    <w:p>
+      <w:r>
         <w:t>現有來源盤點另指出，157 個指引段落仍缺少原網站網址。此缺口影響來源回查與版本確認。正式語料驗收應逐筆補足網址、發布單位、標題、修訂日期與擷取日期；無法確認來源或內容已失效的材料，須依事先規則排除或標示，不能只因為向量可建立就視為完成清理。</w:t>
       </w:r>
     </w:p>
     <w:p>
-      <w:bookmarkStart w:id="43" w:name="sub208"/>
+      <w:bookmarkStart w:id="46" w:name="sub230"/>
       <w:pPr>
         <w:pStyle w:val="Heading3"/>
         <w:numPr>
@@ -3632,7 +3791,7 @@
       <w:r>
         <w:t>建議的資料處理程序</w:t>
       </w:r>
-      <w:bookmarkEnd w:id="43"/>
+      <w:bookmarkEnd w:id="46"/>
     </w:p>
     <w:p>
       <w:r>
@@ -3642,6 +3801,16 @@
     <w:p>
       <w:r>
         <w:t>對於法律名稱、條號、日期、金額、條件與例外，不宜為了降低字面差異而任意改寫。兩組共用的文本必須一致。若需要統一編碼或處理不可見字元，應在建立語料時一次完成並記錄；A 組不得在查詢時額外進行只有該組具備的未揭露正規化。</w:t>
+      </w:r>
+    </w:p>
+    <w:p>
+      <w:r>
+        <w:t>2026 年 10 月 26 日已完成第一批共同清理：去除 CR、接回中文字間單一硬換行而保留空白段落，299 筆硬換行問題歸零；138 筆「要旨等於全文」刪除重複並改標函釋要旨索引。兩組使用相同新版文字，文件 ID 與順序不變，保留原快照、字元位置對應及新舊雜湊，B 快取依新版重建。這不等於已取得函釋全文。</w:t>
+      </w:r>
+    </w:p>
+    <w:p>
+      <w:r>
+        <w:t>全庫加上效力、起始日期與取代關係欄位。138 筆函釋中 3 筆初篩為前提法條已刪除、135 筆版本待查；全庫版本待查共 1,778 筆。未知日期與取代關係保持空值。AI 初篩不取代人工核定，舊法名或「停止適用」字樣也不能單獨推定整篇失效。</w:t>
       </w:r>
     </w:p>
     <w:p>
@@ -3653,7 +3822,7 @@
       </w:r>
     </w:p>
     <w:p>
-      <w:bookmarkStart w:id="44" w:name="sub216"/>
+      <w:bookmarkStart w:id="47" w:name="sub242"/>
       <w:pPr>
         <w:pStyle w:val="Heading3"/>
         <w:numPr>
@@ -3664,7 +3833,7 @@
       <w:r>
         <w:t>共同語料下的表示差異</w:t>
       </w:r>
-      <w:bookmarkEnd w:id="44"/>
+      <w:bookmarkEnd w:id="47"/>
     </w:p>
     <w:p>
       <w:r>
@@ -3673,6 +3842,11 @@
     </w:p>
     <w:p>
       <w:r>
+        <w:t>B 的嵌入長度上限為 512 token，現有 50 筆超過上限；A 的原文字串匹配沒有同樣的嵌入截斷。共同語料不表示各階段實際表示範圍相同。父子切段或更換長文本模型須先比較影響並決定，再以後段必要條件回歸題檢查；本輪文字修訂沒有替研究者或教授選定方案。生成證據另有每項 1,500 字元限制，與嵌入長度是不同階段。</w:t>
+      </w:r>
+    </w:p>
+    <w:p>
+      <w:r>
         <w:fldChar w:fldCharType="begin"/>
       </w:r>
       <w:r>
@@ -3692,12 +3866,12 @@
       </w:r>
     </w:p>
     <w:p>
-      <w:bookmarkStart w:id="45" w:name="cap3"/>
+      <w:bookmarkStart w:id="48" w:name="cap3"/>
       <w:pPr>
         <w:pStyle w:val="Caption"/>
       </w:pPr>
-      <w:bookmarkEnd w:id="45"/>
-      <w:bookmarkStart w:id="46" w:name="cap3num"/>
+      <w:bookmarkEnd w:id="48"/>
+      <w:bookmarkStart w:id="49" w:name="cap3num"/>
       <w:r>
         <w:t xml:space="preserve">表 </w:t>
       </w:r>
@@ -3734,7 +3908,7 @@
       <w:r>
         <w:fldChar w:fldCharType="end"/>
       </w:r>
-      <w:bookmarkEnd w:id="46"/>
+      <w:bookmarkEnd w:id="49"/>
       <w:r>
         <w:t xml:space="preserve"> 共同語料與版本狀態</w:t>
       </w:r>
@@ -4207,6 +4381,89 @@
                 <w:b w:val="0"/>
                 <w:sz w:val="22"/>
               </w:rPr>
+              <w:t>共同文字清理</w:t>
+            </w:r>
+          </w:p>
+        </w:tc>
+        <w:tc>
+          <w:tcPr>
+            <w:tcW w:type="dxa" w:w="3118"/>
+            <w:vAlign w:val="center"/>
+            <w:tcMar>
+              <w:top w:w="90" w:type="dxa"/>
+              <w:bottom w:w="90" w:type="dxa"/>
+              <w:left w:w="90" w:type="dxa"/>
+              <w:right w:w="90" w:type="dxa"/>
+            </w:tcMar>
+          </w:tcPr>
+          <w:p>
+            <w:pPr>
+              <w:spacing w:line="288" w:lineRule="auto" w:after="60" w:before="60"/>
+              <w:ind w:firstLine="0"/>
+              <w:jc w:val="left"/>
+            </w:pPr>
+            <w:r>
+              <w:rPr>
+                <w:b w:val="0"/>
+                <w:sz w:val="22"/>
+              </w:rPr>
+              <w:t>299 筆硬換行、138 筆內部重複已修正</w:t>
+            </w:r>
+          </w:p>
+        </w:tc>
+        <w:tc>
+          <w:tcPr>
+            <w:tcW w:type="dxa" w:w="3492"/>
+            <w:vAlign w:val="center"/>
+            <w:tcMar>
+              <w:top w:w="90" w:type="dxa"/>
+              <w:bottom w:w="90" w:type="dxa"/>
+              <w:left w:w="90" w:type="dxa"/>
+              <w:right w:w="90" w:type="dxa"/>
+            </w:tcMar>
+          </w:tcPr>
+          <w:p>
+            <w:pPr>
+              <w:spacing w:line="288" w:lineRule="auto" w:after="60" w:before="60"/>
+              <w:ind w:firstLine="0"/>
+              <w:jc w:val="left"/>
+            </w:pPr>
+            <w:r>
+              <w:rPr>
+                <w:b w:val="0"/>
+                <w:sz w:val="22"/>
+              </w:rPr>
+              <w:t>保留快照、映射與兩組同步證據</w:t>
+            </w:r>
+          </w:p>
+        </w:tc>
+      </w:tr>
+      <w:tr>
+        <w:trPr>
+          <w:cantSplit/>
+        </w:trPr>
+        <w:tc>
+          <w:tcPr>
+            <w:tcW w:type="dxa" w:w="1701"/>
+            <w:vAlign w:val="center"/>
+            <w:tcMar>
+              <w:top w:w="90" w:type="dxa"/>
+              <w:bottom w:w="90" w:type="dxa"/>
+              <w:left w:w="90" w:type="dxa"/>
+              <w:right w:w="90" w:type="dxa"/>
+            </w:tcMar>
+          </w:tcPr>
+          <w:p>
+            <w:pPr>
+              <w:spacing w:line="288" w:lineRule="auto" w:after="60" w:before="60"/>
+              <w:ind w:firstLine="0"/>
+              <w:jc w:val="left"/>
+            </w:pPr>
+            <w:r>
+              <w:rPr>
+                <w:b w:val="0"/>
+                <w:sz w:val="22"/>
+              </w:rPr>
               <w:t>內容有效性</w:t>
             </w:r>
           </w:p>
@@ -4233,7 +4490,7 @@
                 <w:b w:val="0"/>
                 <w:sz w:val="22"/>
               </w:rPr>
-              <w:t>尚未完成全庫時效核對</w:t>
+              <w:t>3 筆前提法條已刪除、1,778 筆版本待查，均非真人核定</w:t>
             </w:r>
           </w:p>
         </w:tc>
@@ -4260,7 +4517,91 @@
                 <w:color w:val="B00020"/>
                 <w:sz w:val="22"/>
               </w:rPr>
-              <w:t>【待補：有效版本及專業核對】</w:t>
+              <w:t>【待補：138 函釋及正式語料效力核定】</w:t>
+            </w:r>
+          </w:p>
+        </w:tc>
+      </w:tr>
+      <w:tr>
+        <w:trPr>
+          <w:cantSplit/>
+        </w:trPr>
+        <w:tc>
+          <w:tcPr>
+            <w:tcW w:type="dxa" w:w="1701"/>
+            <w:vAlign w:val="center"/>
+            <w:tcMar>
+              <w:top w:w="90" w:type="dxa"/>
+              <w:bottom w:w="90" w:type="dxa"/>
+              <w:left w:w="90" w:type="dxa"/>
+              <w:right w:w="90" w:type="dxa"/>
+            </w:tcMar>
+          </w:tcPr>
+          <w:p>
+            <w:pPr>
+              <w:spacing w:line="288" w:lineRule="auto" w:after="60" w:before="60"/>
+              <w:ind w:firstLine="0"/>
+              <w:jc w:val="left"/>
+            </w:pPr>
+            <w:r>
+              <w:rPr>
+                <w:b w:val="0"/>
+                <w:sz w:val="22"/>
+              </w:rPr>
+              <w:t>嵌入截斷</w:t>
+            </w:r>
+          </w:p>
+        </w:tc>
+        <w:tc>
+          <w:tcPr>
+            <w:tcW w:type="dxa" w:w="3118"/>
+            <w:vAlign w:val="center"/>
+            <w:tcMar>
+              <w:top w:w="90" w:type="dxa"/>
+              <w:bottom w:w="90" w:type="dxa"/>
+              <w:left w:w="90" w:type="dxa"/>
+              <w:right w:w="90" w:type="dxa"/>
+            </w:tcMar>
+          </w:tcPr>
+          <w:p>
+            <w:pPr>
+              <w:spacing w:line="288" w:lineRule="auto" w:after="60" w:before="60"/>
+              <w:ind w:firstLine="0"/>
+              <w:jc w:val="left"/>
+            </w:pPr>
+            <w:r>
+              <w:rPr>
+                <w:b w:val="0"/>
+                <w:sz w:val="22"/>
+              </w:rPr>
+              <w:t>50 筆超過 512 token</w:t>
+            </w:r>
+          </w:p>
+        </w:tc>
+        <w:tc>
+          <w:tcPr>
+            <w:tcW w:type="dxa" w:w="3492"/>
+            <w:vAlign w:val="center"/>
+            <w:tcMar>
+              <w:top w:w="90" w:type="dxa"/>
+              <w:bottom w:w="90" w:type="dxa"/>
+              <w:left w:w="90" w:type="dxa"/>
+              <w:right w:w="90" w:type="dxa"/>
+            </w:tcMar>
+          </w:tcPr>
+          <w:p>
+            <w:pPr>
+              <w:spacing w:line="288" w:lineRule="auto" w:after="60" w:before="60"/>
+              <w:ind w:firstLine="0"/>
+              <w:jc w:val="left"/>
+            </w:pPr>
+            <w:r>
+              <w:rPr>
+                <w:b w:val="0"/>
+                <w:color w:val="B00020"/>
+                <w:sz w:val="22"/>
+              </w:rPr>
+              <w:t>【待確認：切段或模型方案及回歸驗收】</w:t>
             </w:r>
           </w:p>
         </w:tc>
@@ -4272,7 +4613,7 @@
       </w:pPr>
     </w:p>
     <w:p>
-      <w:bookmarkStart w:id="47" w:name="h21"/>
+      <w:bookmarkStart w:id="50" w:name="h21"/>
       <w:pPr>
         <w:pStyle w:val="Heading2"/>
         <w:numPr>
@@ -4283,10 +4624,10 @@
       <w:r>
         <w:t>兩組工具與系統架構</w:t>
       </w:r>
-      <w:bookmarkEnd w:id="47"/>
-    </w:p>
-    <w:p>
-      <w:bookmarkStart w:id="48" w:name="sub232"/>
+      <w:bookmarkEnd w:id="50"/>
+    </w:p>
+    <w:p>
+      <w:bookmarkStart w:id="51" w:name="sub262"/>
       <w:pPr>
         <w:pStyle w:val="Heading3"/>
         <w:numPr>
@@ -4297,7 +4638,7 @@
       <w:r>
         <w:t>A 組字面查找</w:t>
       </w:r>
-      <w:bookmarkEnd w:id="48"/>
+      <w:bookmarkEnd w:id="51"/>
     </w:p>
     <w:p>
       <w:r>
@@ -4310,7 +4651,7 @@
       </w:r>
     </w:p>
     <w:p>
-      <w:bookmarkStart w:id="49" w:name="sub238"/>
+      <w:bookmarkStart w:id="52" w:name="sub268"/>
       <w:pPr>
         <w:pStyle w:val="Heading3"/>
         <w:numPr>
@@ -4321,7 +4662,7 @@
       <w:r>
         <w:t>B 組語意檢索與問答</w:t>
       </w:r>
-      <w:bookmarkEnd w:id="49"/>
+      <w:bookmarkEnd w:id="52"/>
     </w:p>
     <w:p>
       <w:r>
@@ -4335,16 +4676,21 @@
     </w:p>
     <w:p>
       <w:r>
-        <w:t>B 組可輸出回答、請求釐清或說明資訊不足三種狀態。回答應以取回的材料為依據，保留來源識別；條件不明時應避免替使用者補出年資、身分或其他適用前提。對話脈絡目前最多保留六輪、十二則訊息。若後續題目需要超出這個範圍，應另訂正式操作程序，不假設模型能記得所有歷史內容。</w:t>
-      </w:r>
-    </w:p>
-    <w:p>
-      <w:r>
-        <w:t>現行程式會核對引用識別是否存在於本次證據集合。然而，這種核對只排除不存在的來源編號，不能判定來源是否真的支持回答中的每一個陳述。法規例外、期間或主體若被誤讀，仍可能產生帶有有效來源編號的錯誤答案，因此需要回答層的人工評閱。</w:t>
-      </w:r>
-    </w:p>
-    <w:p>
-      <w:bookmarkStart w:id="50" w:name="sub248"/>
+        <w:t>B 組可輸出回答、請求釐清或說明資訊不足三種狀態。回答應以取回的材料為依據，保留來源識別；條件不明時應避免替使用者補出年資、身分或其他適用前提。對話脈絡目前最多保留六輪、十二則訊息，但主要延續使用者條件與主題，助理答案內容未完整保留；「剛才第二點」等指涉前一答案內容的追問尚不能視為已支援。改寫端的數量更正與歷史衝突仍有待修案例，不能以設有保護規則推定條件一定不變。若後續題目需要超出這個範圍，應另訂正式操作程序，不假設模型能記得所有歷史內容。</w:t>
+      </w:r>
+    </w:p>
+    <w:p>
+      <w:r>
+        <w:t>截至 858ace6 版，現行程式提供「引用編號檢查」，確認編號屬於本輪證據；另要求每個回答要點附原文摘錄（quote），比對是否為所引文件本輪實際送入模型文字的連續子字串。回答端再對數字、單位、限定詞及應／得等用語作形式檢查；不符時標警示並保留內容。這些機制不等於語意支持驗證，真實摘錄仍可能搭配錯誤主張，警示也可能誤報，須另行人工評閱。</w:t>
+      </w:r>
+    </w:p>
+    <w:p>
+      <w:r>
+        <w:t>格式清理後的空要點已加檢查；資訊不足說明本身的內容驗證、提供者失敗時的完整證據保存，以及改寫端數量保護等仍屬後續修正。不得將 78 項測試通過解讀為所有路徑都已安全或回答必然正確。</w:t>
+      </w:r>
+    </w:p>
+    <w:p>
+      <w:bookmarkStart w:id="53" w:name="sub280"/>
       <w:pPr>
         <w:pStyle w:val="Heading3"/>
         <w:numPr>
@@ -4355,7 +4701,7 @@
       <w:r>
         <w:t>架構與功能邊界</w:t>
       </w:r>
-      <w:bookmarkEnd w:id="50"/>
+      <w:bookmarkEnd w:id="53"/>
     </w:p>
     <w:p>
       <w:r>
@@ -4374,7 +4720,7 @@
         <w:fldChar w:fldCharType="end"/>
       </w:r>
       <w:r>
-        <w:t xml:space="preserve"> 呈現兩組共享文件庫、分別處理查詢與輸出的關係。A 組的主要產物為原文命中位置；B 組的主要產物為依候選證據形成的回答及引用。評估時共同核對支持資料，並針對 B 組增加回答層檢查。</w:t>
+        <w:t xml:space="preserve"> 呈現兩組共享文件庫、分別處理查詢與輸出的關係。A 組的主要產物為原文命中位置；B 組的主要產物為依候選證據形成的回答及引用。評估時共同核對支持資料，並針對 B 組增加跨來源回答層檢查。架構中的資料取回對應組合活動的支援條件，回答整理對應待評閱的組合支援產物；圖中不把模型或向量等同於 SECI 的任何知識轉化主體。</w:t>
       </w:r>
     </w:p>
     <w:p>
@@ -4418,13 +4764,13 @@
       </w:r>
     </w:p>
     <w:p>
-      <w:bookmarkStart w:id="51" w:name="cap4"/>
+      <w:bookmarkStart w:id="54" w:name="cap4"/>
       <w:pPr>
         <w:pStyle w:val="Caption"/>
         <w:keepNext w:val="0"/>
       </w:pPr>
-      <w:bookmarkEnd w:id="51"/>
-      <w:bookmarkStart w:id="52" w:name="cap4num"/>
+      <w:bookmarkEnd w:id="54"/>
+      <w:bookmarkStart w:id="55" w:name="cap4num"/>
       <w:r>
         <w:t xml:space="preserve">圖 </w:t>
       </w:r>
@@ -4461,7 +4807,7 @@
       <w:r>
         <w:fldChar w:fldCharType="end"/>
       </w:r>
-      <w:bookmarkEnd w:id="52"/>
+      <w:bookmarkEnd w:id="55"/>
       <w:r>
         <w:t xml:space="preserve"> 共同文件庫與兩組查找方式</w:t>
       </w:r>
@@ -4475,7 +4821,7 @@
       </w:r>
     </w:p>
     <w:p>
-      <w:bookmarkStart w:id="53" w:name="h22"/>
+      <w:bookmarkStart w:id="56" w:name="h22"/>
       <w:pPr>
         <w:pStyle w:val="Heading2"/>
         <w:numPr>
@@ -4486,10 +4832,10 @@
       <w:r>
         <w:t>題目集與參考答案</w:t>
       </w:r>
-      <w:bookmarkEnd w:id="53"/>
-    </w:p>
-    <w:p>
-      <w:bookmarkStart w:id="54" w:name="sub258"/>
+      <w:bookmarkEnd w:id="56"/>
+    </w:p>
+    <w:p>
+      <w:bookmarkStart w:id="57" w:name="sub290"/>
       <w:pPr>
         <w:pStyle w:val="Heading3"/>
         <w:numPr>
@@ -4500,7 +4846,7 @@
       <w:r>
         <w:t>題目單位與來源</w:t>
       </w:r>
-      <w:bookmarkEnd w:id="54"/>
+      <w:bookmarkEnd w:id="57"/>
     </w:p>
     <w:p>
       <w:r>
@@ -4521,7 +4867,7 @@
       </w:r>
     </w:p>
     <w:p>
-      <w:bookmarkStart w:id="55" w:name="sub266"/>
+      <w:bookmarkStart w:id="58" w:name="sub298"/>
       <w:pPr>
         <w:pStyle w:val="Heading3"/>
         <w:numPr>
@@ -4532,11 +4878,16 @@
       <w:r>
         <w:t>題型分層與可回答性</w:t>
       </w:r>
-      <w:bookmarkEnd w:id="55"/>
-    </w:p>
-    <w:p>
-      <w:r>
-        <w:t>建議題型涵蓋明確制度名稱、口語與正式用語不一致、需要多段證據、條件不足須釐清，以及文件庫無答案等情況。分層的目的在於辨識失敗條件，不能只挑選長句零命中的題目。A 組可能擅長的明確詞彙查找亦應納入，讓比較能反映不同任務需求。</w:t>
+      <w:bookmarkEnd w:id="58"/>
+    </w:p>
+    <w:p>
+      <w:r>
+        <w:t>建議題型涵蓋明確制度名稱、口語與正式用語不一致、需要多份來源共同支持、條件不足須釐清，以及文件庫無答案等情況。分層的目的在於辨識失敗條件，不能只挑選長句零命中的題目。A 組可能擅長的明確詞彙查找亦應納入，讓比較能反映不同任務需求。</w:t>
+      </w:r>
+    </w:p>
+    <w:p>
+      <w:r>
+        <w:t>跨來源整合題應在測試前標定：至少有一個必要要點或關係須結合兩份不同來源文件才足以回答，不能把同一份原文切成兩段就算兩份來源。題卡需標明來源文件 ID 與檢索項目 ID 的對應，並區分制度名稱、數量限定、效力時點與適用對象等條件；不得看見 B 引用多份文件後才把該題歸入整合題。</w:t>
       </w:r>
     </w:p>
     <w:p>
@@ -4545,7 +4896,7 @@
       </w:r>
     </w:p>
     <w:p>
-      <w:bookmarkStart w:id="56" w:name="sub272"/>
+      <w:bookmarkStart w:id="59" w:name="sub306"/>
       <w:pPr>
         <w:pStyle w:val="Heading3"/>
         <w:numPr>
@@ -4556,7 +4907,7 @@
       <w:r>
         <w:t>參考答案與證據集合</w:t>
       </w:r>
-      <w:bookmarkEnd w:id="56"/>
+      <w:bookmarkEnd w:id="59"/>
     </w:p>
     <w:p>
       <w:r>
@@ -4572,7 +4923,12 @@
       </w:r>
     </w:p>
     <w:p>
-      <w:bookmarkStart w:id="57" w:name="h23"/>
+      <w:r>
+        <w:t>必要要點除了內容本身，也要保存「來源甲提供何種一般條件、來源乙提供何種例外、兩者如何共同支持答案」的關係說明與禁止誤述清單。若缺法規效力核定，不能只靠模型生成的參考答案完成此步。</w:t>
+      </w:r>
+    </w:p>
+    <w:p>
+      <w:bookmarkStart w:id="60" w:name="h23"/>
       <w:pPr>
         <w:pStyle w:val="Heading2"/>
         <w:numPr>
@@ -4583,7 +4939,7 @@
       <w:r>
         <w:t>查詢與執行程序</w:t>
       </w:r>
-      <w:bookmarkEnd w:id="57"/>
+      <w:bookmarkEnd w:id="60"/>
     </w:p>
     <w:p>
       <w:r>
@@ -4605,7 +4961,7 @@
     </w:p>
     <w:p>
       <w:r>
-        <w:t>在離線設計中，A 組的換詞序列應於看見結果前形成，不能由知道標準答案的操作者臨場挑出最容易命中的字。B 組的釐清回覆應只提供題目情境原先允許的資訊，不能額外提示正確條文或答案。若模型提出情境資料無法回答的問題，應照實記錄，而非由操作人員代為補充有利資訊。</w:t>
+        <w:t>在目前建議的離線設計中，A 組的換詞序列應於看見正式結果前形成，不能由知道標準答案的操作者臨場挑出最容易命中的字。B 組的釐清回覆應只提供題目情境原先允許的資訊，不能額外提示正確條文或答案。若模型提出情境資料無法回答的問題，應照實記錄，而非由操作人員代為補充有利資訊。</w:t>
       </w:r>
     </w:p>
     <w:p>
@@ -4627,7 +4983,7 @@
       </w:r>
     </w:p>
     <w:p>
-      <w:bookmarkStart w:id="58" w:name="h24"/>
+      <w:bookmarkStart w:id="61" w:name="h24"/>
       <w:pPr>
         <w:pStyle w:val="Heading2"/>
         <w:numPr>
@@ -4638,10 +4994,15 @@
       <w:r>
         <w:t>評估指標與分析方法</w:t>
       </w:r>
-      <w:bookmarkEnd w:id="58"/>
-    </w:p>
-    <w:p>
-      <w:bookmarkStart w:id="59" w:name="sub296"/>
+      <w:bookmarkEnd w:id="61"/>
+    </w:p>
+    <w:p>
+      <w:r>
+        <w:t>正式規程還須指定每題題號、階段與批次，並驗證能由伺服器保存及匯出。現行互動介面的題號／正式階段管道尚未完整建好，前端 session 也不能直接作為正式題目識別；在驗收完成前，手機開發紀錄不得直接改標為正式資料。</w:t>
+      </w:r>
+    </w:p>
+    <w:p>
+      <w:bookmarkStart w:id="62" w:name="sub334"/>
       <w:pPr>
         <w:pStyle w:val="Heading3"/>
         <w:numPr>
@@ -4652,7 +5013,7 @@
       <w:r>
         <w:t>共同的支持資料評估</w:t>
       </w:r>
-      <w:bookmarkEnd w:id="59"/>
+      <w:bookmarkEnd w:id="62"/>
     </w:p>
     <w:p>
       <w:r>
@@ -4665,7 +5026,7 @@
       </w:r>
     </w:p>
     <w:p>
-      <w:bookmarkStart w:id="60" w:name="sub302"/>
+      <w:bookmarkStart w:id="63" w:name="sub340"/>
       <w:pPr>
         <w:pStyle w:val="Heading3"/>
         <w:numPr>
@@ -4674,9 +5035,9 @@
         </w:numPr>
       </w:pPr>
       <w:r>
-        <w:t>B 組回答與引用評估</w:t>
-      </w:r>
-      <w:bookmarkEnd w:id="60"/>
+        <w:t>B 組組合支援與回答引用評估</w:t>
+      </w:r>
+      <w:bookmarkEnd w:id="63"/>
     </w:p>
     <w:p>
       <w:r>
@@ -4685,6 +5046,11 @@
     </w:p>
     <w:p>
       <w:r>
+        <w:t>跨來源題另核對關係整合：是否保留各來源的主體、適用條件、例外與時間，是否把無關條件錯接成結論，以及是否加入來源沒有的必要條件。正確整合需要主張受到來源支持，不以引用篇數、摘要長度或模型自評判定。這是對組合化支援的產物評估，不測人的內化，也不形成「SECI 成功率」。</w:t>
+      </w:r>
+    </w:p>
+    <w:p>
+      <w:r>
         <w:fldChar w:fldCharType="begin"/>
       </w:r>
       <w:r>
@@ -4704,12 +5070,12 @@
       </w:r>
     </w:p>
     <w:p>
-      <w:bookmarkStart w:id="61" w:name="cap5"/>
+      <w:bookmarkStart w:id="64" w:name="cap5"/>
       <w:pPr>
         <w:pStyle w:val="Caption"/>
       </w:pPr>
-      <w:bookmarkEnd w:id="61"/>
-      <w:bookmarkStart w:id="62" w:name="cap5num"/>
+      <w:bookmarkEnd w:id="64"/>
+      <w:bookmarkStart w:id="65" w:name="cap5num"/>
       <w:r>
         <w:t xml:space="preserve">表 </w:t>
       </w:r>
@@ -4746,7 +5112,7 @@
       <w:r>
         <w:fldChar w:fldCharType="end"/>
       </w:r>
-      <w:bookmarkEnd w:id="62"/>
+      <w:bookmarkEnd w:id="65"/>
       <w:r>
         <w:t xml:space="preserve"> 評分規準草案</w:t>
       </w:r>
@@ -5159,7 +5525,7 @@
                 <w:b w:val="0"/>
                 <w:sz w:val="22"/>
               </w:rPr>
-              <w:t>逐項陳述核對支持、部分支持或不支持</w:t>
+              <w:t>逐項陳述核對支持、部分支持或不支持；quote 相符另記</w:t>
             </w:r>
           </w:p>
         </w:tc>
@@ -5186,6 +5552,89 @@
                 <w:sz w:val="22"/>
               </w:rPr>
               <w:t>B；A 不適用</w:t>
+            </w:r>
+          </w:p>
+        </w:tc>
+      </w:tr>
+      <w:tr>
+        <w:trPr>
+          <w:cantSplit/>
+        </w:trPr>
+        <w:tc>
+          <w:tcPr>
+            <w:tcW w:type="dxa" w:w="1701"/>
+            <w:vAlign w:val="center"/>
+            <w:tcMar>
+              <w:top w:w="90" w:type="dxa"/>
+              <w:bottom w:w="90" w:type="dxa"/>
+              <w:left w:w="90" w:type="dxa"/>
+              <w:right w:w="90" w:type="dxa"/>
+            </w:tcMar>
+          </w:tcPr>
+          <w:p>
+            <w:pPr>
+              <w:spacing w:line="288" w:lineRule="auto" w:after="60" w:before="60"/>
+              <w:ind w:firstLine="0"/>
+              <w:jc w:val="left"/>
+            </w:pPr>
+            <w:r>
+              <w:rPr>
+                <w:b w:val="0"/>
+                <w:sz w:val="22"/>
+              </w:rPr>
+              <w:t>跨來源整合</w:t>
+            </w:r>
+          </w:p>
+        </w:tc>
+        <w:tc>
+          <w:tcPr>
+            <w:tcW w:type="dxa" w:w="3118"/>
+            <w:vAlign w:val="center"/>
+            <w:tcMar>
+              <w:top w:w="90" w:type="dxa"/>
+              <w:bottom w:w="90" w:type="dxa"/>
+              <w:left w:w="90" w:type="dxa"/>
+              <w:right w:w="90" w:type="dxa"/>
+            </w:tcMar>
+          </w:tcPr>
+          <w:p>
+            <w:pPr>
+              <w:spacing w:line="288" w:lineRule="auto" w:after="60" w:before="60"/>
+              <w:ind w:firstLine="0"/>
+              <w:jc w:val="left"/>
+            </w:pPr>
+            <w:r>
+              <w:rPr>
+                <w:b w:val="0"/>
+                <w:sz w:val="22"/>
+              </w:rPr>
+              <w:t>必要關係正確／部分遺漏／錯接或無支持；逐項保留理由</w:t>
+            </w:r>
+          </w:p>
+        </w:tc>
+        <w:tc>
+          <w:tcPr>
+            <w:tcW w:type="dxa" w:w="3492"/>
+            <w:vAlign w:val="center"/>
+            <w:tcMar>
+              <w:top w:w="90" w:type="dxa"/>
+              <w:bottom w:w="90" w:type="dxa"/>
+              <w:left w:w="90" w:type="dxa"/>
+              <w:right w:w="90" w:type="dxa"/>
+            </w:tcMar>
+          </w:tcPr>
+          <w:p>
+            <w:pPr>
+              <w:spacing w:line="288" w:lineRule="auto" w:after="60" w:before="60"/>
+              <w:ind w:firstLine="0"/>
+              <w:jc w:val="left"/>
+            </w:pPr>
+            <w:r>
+              <w:rPr>
+                <w:b w:val="0"/>
+                <w:sz w:val="22"/>
+              </w:rPr>
+              <w:t>B 的事前標定跨來源題；A 不適用</w:t>
             </w:r>
           </w:p>
         </w:tc>
@@ -5371,7 +5820,12 @@
       </w:r>
     </w:p>
     <w:p>
-      <w:bookmarkStart w:id="63" w:name="sub319"/>
+      <w:r>
+        <w:t>跨來源整合欄以事前標定題目的必要關係為評閱單位，分列正確、遺漏、錯接與來源不足，不因模型引用多寡改變分母。若另報「取得完整證據後」的整合品質，須同時報全部跨來源題的端到端結果，不能排除檢索失敗後只留下有利的條件分析。具體分母與一致性方法仍待校準及教授確認。</w:t>
+      </w:r>
+    </w:p>
+    <w:p>
+      <w:bookmarkStart w:id="66" w:name="sub362"/>
       <w:pPr>
         <w:pStyle w:val="Heading3"/>
         <w:numPr>
@@ -5382,7 +5836,7 @@
       <w:r>
         <w:t>配對分析與失敗分類</w:t>
       </w:r>
-      <w:bookmarkEnd w:id="63"/>
+      <w:bookmarkEnd w:id="66"/>
     </w:p>
     <w:p>
       <w:r>
@@ -5403,7 +5857,7 @@
       </w:r>
     </w:p>
     <w:p>
-      <w:bookmarkStart w:id="64" w:name="h25"/>
+      <w:bookmarkStart w:id="67" w:name="h25"/>
       <w:pPr>
         <w:pStyle w:val="Heading2"/>
         <w:numPr>
@@ -5414,7 +5868,7 @@
       <w:r>
         <w:t>品質控制與可追溯性</w:t>
       </w:r>
-      <w:bookmarkEnd w:id="64"/>
+      <w:bookmarkEnd w:id="67"/>
     </w:p>
     <w:p>
       <w:r>
@@ -5432,7 +5886,7 @@
       </w:r>
     </w:p>
     <w:p>
-      <w:bookmarkStart w:id="65" w:name="h26"/>
+      <w:bookmarkStart w:id="68" w:name="h26"/>
       <w:pPr>
         <w:pStyle w:val="Heading1"/>
         <w:numPr>
@@ -5443,10 +5897,10 @@
       <w:r>
         <w:t>平台實作與研究結果</w:t>
       </w:r>
-      <w:bookmarkEnd w:id="65"/>
-    </w:p>
-    <w:p>
-      <w:bookmarkStart w:id="66" w:name="h27"/>
+      <w:bookmarkEnd w:id="68"/>
+    </w:p>
+    <w:p>
+      <w:bookmarkStart w:id="69" w:name="h27"/>
       <w:pPr>
         <w:pStyle w:val="Heading2"/>
         <w:numPr>
@@ -5457,7 +5911,7 @@
       <w:r>
         <w:t>本章資料的性質</w:t>
       </w:r>
-      <w:bookmarkEnd w:id="66"/>
+      <w:bookmarkEnd w:id="69"/>
     </w:p>
     <w:p>
       <w:r>
@@ -5466,7 +5920,7 @@
     </w:p>
     <w:p>
       <w:r>
-        <w:t>本章引用的開發紀錄來自平台 docs/verification.json，驗證時間為 2026 年 10 月 22 日 11 時 07 分。該紀錄標示 development 階段與 0.1.1 版本，保存語料雜湊、工程檢查與案例觀察。它不是正式實驗資料表，也不是所有使用者提問的完整歷史。</w:t>
+        <w:t>本章引用的開發紀錄來自平台 docs/verification.json，驗證時間為 2026 年 10 月 22 日 11 時 07 分。該紀錄標示 development 階段與 0.1.1 版本，保存語料雜湊、工程檢查與案例觀察。它不是正式實驗資料表，也不是所有使用者提問的完整歷史。另納入 2026 年 10 月 26 日 E1 至 E4 補充包的語料稽核、78 項測試紀錄與 B-01 實際回測；新舊版本分開列示，原失敗與中間候選輸出均保留。</w:t>
       </w:r>
     </w:p>
     <w:p>
@@ -5478,7 +5932,7 @@
       </w:r>
     </w:p>
     <w:p>
-      <w:bookmarkStart w:id="67" w:name="h28"/>
+      <w:bookmarkStart w:id="70" w:name="h28"/>
       <w:pPr>
         <w:pStyle w:val="Heading2"/>
         <w:numPr>
@@ -5487,18 +5941,18 @@
         </w:numPr>
       </w:pPr>
       <w:r>
-        <w:t>已完成的平台實作與工程檢查</w:t>
-      </w:r>
-      <w:bookmarkEnd w:id="67"/>
-    </w:p>
-    <w:p>
-      <w:r>
-        <w:t>目前兩組已能在共同開發語料上操作。A 組呈現字面命中項目與位置；B 組具備查詢改寫、向量取回、生成回答、引用來源及多輪追問的流程。來源檢視與紀錄匯出等功能，使後續評閱能回到原始段落，而不只停留在聊天畫面的答案文字。</w:t>
-      </w:r>
-    </w:p>
-    <w:p>
-      <w:r>
-        <w:t>既有工程紀錄記載 33 項單元測試通過，並明確註記該批測試沒有呼叫真實模型 API；因此它支持的是程式邏輯與受測情境的運作，不支持真實模型的整體答案品質。相同紀錄亦保存服務回應、來源視窗、CSV 下載與文件下載雜湊檢查，以及 launchd 服務重啟的驗證。</w:t>
+        <w:t>平台建置結果與工程檢查（非研究問題結果）</w:t>
+      </w:r>
+      <w:bookmarkEnd w:id="70"/>
+    </w:p>
+    <w:p>
+      <w:r>
+        <w:t>目前兩組已能在共同開發語料上操作。A 組呈現字面命中項目與位置；B 組具備查詢改寫、向量取回、生成回答、引用來源及有限條件延續的流程，尚未完整支援指涉前一回答內容的追問。來源檢視與紀錄匯出等功能，使後續評閱能回到原始段落，而不只停留在聊天畫面的答案文字。</w:t>
+      </w:r>
+    </w:p>
+    <w:p>
+      <w:r>
+        <w:t>既有工程紀錄記載 33 項單元測試通過，並明確註記該批測試沒有呼叫真實模型 API；因此它支持的是程式邏輯與受測情境的運作，不支持真實模型的整體答案品質。10 月 26 日的 858ace6 版另有 78 項測試通過，測試本身不呼叫真實模型；實際 API 探測另存證據，兩者不合併為正確率。相同早期紀錄亦保存服務回應、來源視窗、CSV 下載與文件下載雜湊檢查，以及 launchd 服務重啟的驗證。</w:t>
       </w:r>
     </w:p>
     <w:p>
@@ -5507,12 +5961,12 @@
       </w:r>
     </w:p>
     <w:p>
-      <w:bookmarkStart w:id="68" w:name="cap6"/>
+      <w:bookmarkStart w:id="71" w:name="cap6"/>
       <w:pPr>
         <w:pStyle w:val="Caption"/>
       </w:pPr>
-      <w:bookmarkEnd w:id="68"/>
-      <w:bookmarkStart w:id="69" w:name="cap6num"/>
+      <w:bookmarkEnd w:id="71"/>
+      <w:bookmarkStart w:id="72" w:name="cap6num"/>
       <w:r>
         <w:t xml:space="preserve">表 </w:t>
       </w:r>
@@ -5549,7 +6003,7 @@
       <w:r>
         <w:fldChar w:fldCharType="end"/>
       </w:r>
-      <w:bookmarkEnd w:id="69"/>
+      <w:bookmarkEnd w:id="72"/>
       <w:r>
         <w:t xml:space="preserve"> 開發驗證紀錄及可支持的主張</w:t>
       </w:r>
@@ -5687,7 +6141,7 @@
                 <w:b w:val="0"/>
                 <w:sz w:val="22"/>
               </w:rPr>
-              <w:t>單元測試</w:t>
+              <w:t>單元測試歷程</w:t>
             </w:r>
           </w:p>
         </w:tc>
@@ -5713,7 +6167,7 @@
                 <w:b w:val="0"/>
                 <w:sz w:val="22"/>
               </w:rPr>
-              <w:t>33 項通過；未呼叫真實 API</w:t>
+              <w:t>10/22 為 33 項；10/26 修正版為 78 項，測試不呼叫真實 API</w:t>
             </w:r>
           </w:p>
         </w:tc>
@@ -5739,7 +6193,173 @@
                 <w:b w:val="0"/>
                 <w:sz w:val="22"/>
               </w:rPr>
-              <w:t>特定程式測試通過，非正確率</w:t>
+              <w:t>不同程式版本之工程證據，非正確率</w:t>
+            </w:r>
+          </w:p>
+        </w:tc>
+      </w:tr>
+      <w:tr>
+        <w:trPr>
+          <w:cantSplit/>
+        </w:trPr>
+        <w:tc>
+          <w:tcPr>
+            <w:tcW w:type="dxa" w:w="1701"/>
+            <w:vAlign w:val="center"/>
+            <w:tcMar>
+              <w:top w:w="90" w:type="dxa"/>
+              <w:bottom w:w="90" w:type="dxa"/>
+              <w:left w:w="90" w:type="dxa"/>
+              <w:right w:w="90" w:type="dxa"/>
+            </w:tcMar>
+          </w:tcPr>
+          <w:p>
+            <w:pPr>
+              <w:spacing w:line="288" w:lineRule="auto" w:after="60" w:before="60"/>
+              <w:ind w:firstLine="0"/>
+              <w:jc w:val="left"/>
+            </w:pPr>
+            <w:r>
+              <w:rPr>
+                <w:b w:val="0"/>
+                <w:sz w:val="22"/>
+              </w:rPr>
+              <w:t>真實回測</w:t>
+            </w:r>
+          </w:p>
+        </w:tc>
+        <w:tc>
+          <w:tcPr>
+            <w:tcW w:type="dxa" w:w="3118"/>
+            <w:vAlign w:val="center"/>
+            <w:tcMar>
+              <w:top w:w="90" w:type="dxa"/>
+              <w:bottom w:w="90" w:type="dxa"/>
+              <w:left w:w="90" w:type="dxa"/>
+              <w:right w:w="90" w:type="dxa"/>
+            </w:tcMar>
+          </w:tcPr>
+          <w:p>
+            <w:pPr>
+              <w:spacing w:line="288" w:lineRule="auto" w:after="60" w:before="60"/>
+              <w:ind w:firstLine="0"/>
+              <w:jc w:val="left"/>
+            </w:pPr>
+            <w:r>
+              <w:rPr>
+                <w:b w:val="0"/>
+                <w:sz w:val="22"/>
+              </w:rPr>
+              <w:t>最終 B-01 三次、共 12 個 quote 相符</w:t>
+            </w:r>
+          </w:p>
+        </w:tc>
+        <w:tc>
+          <w:tcPr>
+            <w:tcW w:type="dxa" w:w="3492"/>
+            <w:vAlign w:val="center"/>
+            <w:tcMar>
+              <w:top w:w="90" w:type="dxa"/>
+              <w:bottom w:w="90" w:type="dxa"/>
+              <w:left w:w="90" w:type="dxa"/>
+              <w:right w:w="90" w:type="dxa"/>
+            </w:tcMar>
+          </w:tcPr>
+          <w:p>
+            <w:pPr>
+              <w:spacing w:line="288" w:lineRule="auto" w:after="60" w:before="60"/>
+              <w:ind w:firstLine="0"/>
+              <w:jc w:val="left"/>
+            </w:pPr>
+            <w:r>
+              <w:rPr>
+                <w:b w:val="0"/>
+                <w:sz w:val="22"/>
+              </w:rPr>
+              <w:t>同一開發題重跑，非 12 個正式樣本</w:t>
+            </w:r>
+          </w:p>
+        </w:tc>
+      </w:tr>
+      <w:tr>
+        <w:trPr>
+          <w:cantSplit/>
+        </w:trPr>
+        <w:tc>
+          <w:tcPr>
+            <w:tcW w:type="dxa" w:w="1701"/>
+            <w:vAlign w:val="center"/>
+            <w:tcMar>
+              <w:top w:w="90" w:type="dxa"/>
+              <w:bottom w:w="90" w:type="dxa"/>
+              <w:left w:w="90" w:type="dxa"/>
+              <w:right w:w="90" w:type="dxa"/>
+            </w:tcMar>
+          </w:tcPr>
+          <w:p>
+            <w:pPr>
+              <w:spacing w:line="288" w:lineRule="auto" w:after="60" w:before="60"/>
+              <w:ind w:firstLine="0"/>
+              <w:jc w:val="left"/>
+            </w:pPr>
+            <w:r>
+              <w:rPr>
+                <w:b w:val="0"/>
+                <w:sz w:val="22"/>
+              </w:rPr>
+              <w:t>效力初篩</w:t>
+            </w:r>
+          </w:p>
+        </w:tc>
+        <w:tc>
+          <w:tcPr>
+            <w:tcW w:type="dxa" w:w="3118"/>
+            <w:vAlign w:val="center"/>
+            <w:tcMar>
+              <w:top w:w="90" w:type="dxa"/>
+              <w:bottom w:w="90" w:type="dxa"/>
+              <w:left w:w="90" w:type="dxa"/>
+              <w:right w:w="90" w:type="dxa"/>
+            </w:tcMar>
+          </w:tcPr>
+          <w:p>
+            <w:pPr>
+              <w:spacing w:line="288" w:lineRule="auto" w:after="60" w:before="60"/>
+              <w:ind w:firstLine="0"/>
+              <w:jc w:val="left"/>
+            </w:pPr>
+            <w:r>
+              <w:rPr>
+                <w:b w:val="0"/>
+                <w:sz w:val="22"/>
+              </w:rPr>
+              <w:t>欄位已建，138 函釋尚待人工核定</w:t>
+            </w:r>
+          </w:p>
+        </w:tc>
+        <w:tc>
+          <w:tcPr>
+            <w:tcW w:type="dxa" w:w="3492"/>
+            <w:vAlign w:val="center"/>
+            <w:tcMar>
+              <w:top w:w="90" w:type="dxa"/>
+              <w:bottom w:w="90" w:type="dxa"/>
+              <w:left w:w="90" w:type="dxa"/>
+              <w:right w:w="90" w:type="dxa"/>
+            </w:tcMar>
+          </w:tcPr>
+          <w:p>
+            <w:pPr>
+              <w:spacing w:line="288" w:lineRule="auto" w:after="60" w:before="60"/>
+              <w:ind w:firstLine="0"/>
+              <w:jc w:val="left"/>
+            </w:pPr>
+            <w:r>
+              <w:rPr>
+                <w:b w:val="0"/>
+                <w:sz w:val="22"/>
+              </w:rPr>
+              <w:t>不等於法律內容全部有效</w:t>
             </w:r>
           </w:p>
         </w:tc>
@@ -6083,7 +6703,7 @@
       </w:pPr>
     </w:p>
     <w:p>
-      <w:bookmarkStart w:id="70" w:name="h29"/>
+      <w:bookmarkStart w:id="73" w:name="h29"/>
       <w:pPr>
         <w:pStyle w:val="Heading2"/>
         <w:numPr>
@@ -6092,12 +6712,12 @@
         </w:numPr>
       </w:pPr>
       <w:r>
-        <w:t>開發案例的觀察與限制</w:t>
-      </w:r>
-      <w:bookmarkEnd w:id="70"/>
-    </w:p>
-    <w:p>
-      <w:bookmarkStart w:id="71" w:name="sub363"/>
+        <w:t>開發案例與修正觀察（非正式研究結果）</w:t>
+      </w:r>
+      <w:bookmarkEnd w:id="73"/>
+    </w:p>
+    <w:p>
+      <w:bookmarkStart w:id="74" w:name="sub408"/>
       <w:pPr>
         <w:pStyle w:val="Heading3"/>
         <w:numPr>
@@ -6108,11 +6728,11 @@
       <w:r>
         <w:t>完整口語句子與短詞查找</w:t>
       </w:r>
-      <w:bookmarkEnd w:id="71"/>
-    </w:p>
-    <w:p>
-      <w:r>
-        <w:t>既有開發紀錄中，A 組輸入「育嬰假如何請」時，命中項目數為零；改輸入「育嬰」時，命中 41 個項目，共有 107 處出現位置。兩個數字的單位不同：項目數表示多少個檢索單位含有該字串，出現次數則計入同一項目內的重複位置。不能把 107 解釋成 107 份相關文件。</w:t>
+      <w:bookmarkEnd w:id="74"/>
+    </w:p>
+    <w:p>
+      <w:r>
+        <w:t>既有開發紀錄中，A 組輸入「育嬰假如何請」時，命中項目數為零；改輸入「育嬰」時，命中 41 個項目，共有 107 處出現位置。兩個數字的單位不同：項目數表示多少個檢索單位含有該字串，出現次數則計入同一項目內的重複位置。不能把 107 解釋成 107 份相關文件。10 月 26 日共同正規化後，「育嬰」仍是 41 項，位置數改為 77；「育嬰留職停薪」由 38 項／92 處變為 41 項／76 處；「育嬰假如何請」仍為零。差異來自去重與接回斷詞，不是 A 查詢規則改變，舊數字僅作歷史基準。</w:t>
       </w:r>
     </w:p>
     <w:p>
@@ -6121,7 +6741,7 @@
       </w:r>
     </w:p>
     <w:p>
-      <w:bookmarkStart w:id="72" w:name="sub369"/>
+      <w:bookmarkStart w:id="75" w:name="sub414"/>
       <w:pPr>
         <w:pStyle w:val="Heading3"/>
         <w:numPr>
@@ -6132,7 +6752,7 @@
       <w:r>
         <w:t>語意問答與來源補缺</w:t>
       </w:r>
-      <w:bookmarkEnd w:id="72"/>
+      <w:bookmarkEnd w:id="75"/>
     </w:p>
     <w:p>
       <w:r>
@@ -6145,7 +6765,17 @@
       </w:r>
     </w:p>
     <w:p>
-      <w:bookmarkStart w:id="73" w:name="sub375"/>
+      <w:r>
+        <w:t>10 月 26 日的審查與回測顯示，B-01 曾把來源「三十日以上」說成「超過 30 日」；B-02、B-06 的完整性也有待領域評閱。不能因狀態為 answered 或引用編號存在就標記「無誤」。修正後的最終 B-01 三次均保留「三十日以上」，12 個 quote 相符，但仍有 1、1、2 個用語警示與要點完整性差異。警示數不是錯誤率；本輪同時改動共同語料、提示與檢查，不能分離估計單一改動的效果。</w:t>
+      </w:r>
+    </w:p>
+    <w:p>
+      <w:r>
+        <w:t>補充包保留「假主張＋真 ID＋真 quote」仍通過字面檢查的合成反例。因此，本輪只能證明某些形式錯誤可以被提示，不能宣稱已消除幻覺或完成引用支持的自動判定。</w:t>
+      </w:r>
+    </w:p>
+    <w:p>
+      <w:bookmarkStart w:id="76" w:name="sub424"/>
       <w:pPr>
         <w:pStyle w:val="Heading3"/>
         <w:numPr>
@@ -6156,11 +6786,11 @@
       <w:r>
         <w:t>釐清與資料不足</w:t>
       </w:r>
-      <w:bookmarkEnd w:id="73"/>
-    </w:p>
-    <w:p>
-      <w:r>
-        <w:t>對請假類型不明的開發案例，紀錄顯示 B 組採取釐清；對文件庫外的氣溫預報，則記為資訊不足。最終資訊不足狀態也可能來自格式或引用驗證後的處理；正式研究應回查中間紀錄，區分模型主動判斷不足與程式移除無效回答。這些觀察支持系統具備不同輸出路徑，但尚不足以證明它在各類模糊或無答案問題上都能正確選擇。尤其釐清語句是否讓新手理解、是否詢問了真正必要的條件，仍需依題目情境人工評閱。</w:t>
+      <w:bookmarkEnd w:id="76"/>
+    </w:p>
+    <w:p>
+      <w:r>
+        <w:t>對請假類型不明的開發案例，紀錄顯示 B 組採取釐清；對文件庫外的氣溫預報，則記為資訊不足。最終資訊不足狀態也可能來自格式或引用編號檢查後的處理（依該版本紀錄）；正式研究應回查中間紀錄，區分模型主動判斷不足與程式移除無效回答。這些觀察支持系統具備不同輸出路徑，但尚不足以證明它在各類模糊或無答案問題上都能正確選擇。尤其釐清語句是否讓新手理解、是否詢問了真正必要的條件，仍需依題目情境人工評閱。</w:t>
       </w:r>
     </w:p>
     <w:p>
@@ -6169,7 +6799,7 @@
       </w:r>
     </w:p>
     <w:p>
-      <w:bookmarkStart w:id="74" w:name="h30"/>
+      <w:bookmarkStart w:id="77" w:name="h30"/>
       <w:pPr>
         <w:pStyle w:val="Heading2"/>
         <w:numPr>
@@ -6180,7 +6810,7 @@
       <w:r>
         <w:t>正式題組與樣本概況</w:t>
       </w:r>
-      <w:bookmarkEnd w:id="74"/>
+      <w:bookmarkEnd w:id="77"/>
     </w:p>
     <w:p>
       <w:r>
@@ -6196,12 +6826,12 @@
       </w:r>
     </w:p>
     <w:p>
-      <w:bookmarkStart w:id="75" w:name="cap7"/>
+      <w:bookmarkStart w:id="78" w:name="cap7"/>
       <w:pPr>
         <w:pStyle w:val="Caption"/>
       </w:pPr>
-      <w:bookmarkEnd w:id="75"/>
-      <w:bookmarkStart w:id="76" w:name="cap7num"/>
+      <w:bookmarkEnd w:id="78"/>
+      <w:bookmarkStart w:id="79" w:name="cap7num"/>
       <w:r>
         <w:t xml:space="preserve">表 </w:t>
       </w:r>
@@ -6238,7 +6868,7 @@
       <w:r>
         <w:fldChar w:fldCharType="end"/>
       </w:r>
-      <w:bookmarkEnd w:id="76"/>
+      <w:bookmarkEnd w:id="79"/>
       <w:r>
         <w:t xml:space="preserve"> 正式研究資料概況待填表</w:t>
       </w:r>
@@ -6693,7 +7323,7 @@
       </w:pPr>
     </w:p>
     <w:p>
-      <w:bookmarkStart w:id="77" w:name="h31"/>
+      <w:bookmarkStart w:id="80" w:name="h31"/>
       <w:pPr>
         <w:pStyle w:val="Heading2"/>
         <w:numPr>
@@ -6704,7 +7334,7 @@
       <w:r>
         <w:t>研究問題一的比較結果</w:t>
       </w:r>
-      <w:bookmarkEnd w:id="77"/>
+      <w:bookmarkEnd w:id="80"/>
     </w:p>
     <w:p>
       <w:r>
@@ -6728,7 +7358,7 @@
       </w:r>
     </w:p>
     <w:p>
-      <w:bookmarkStart w:id="78" w:name="h32"/>
+      <w:bookmarkStart w:id="81" w:name="h32"/>
       <w:pPr>
         <w:pStyle w:val="Heading2"/>
         <w:numPr>
@@ -6737,13 +7367,13 @@
         </w:numPr>
       </w:pPr>
       <w:r>
-        <w:t>研究問題二的回答與引用結果</w:t>
-      </w:r>
-      <w:bookmarkEnd w:id="78"/>
-    </w:p>
-    <w:p>
-      <w:r>
-        <w:t>RQ2 的結果應逐項呈現正確性、完整性、引用支持與資訊不足處理，並分開報告可回答、需釐清與來源不足題。回答內容多或語氣肯定，都不能直接代表較高品質。對具有多個必要要點的題目，宜指出缺漏的是程序、條件、例外或其他核心內容。</w:t>
+        <w:t>研究問題二的組合支援與回答品質結果</w:t>
+      </w:r>
+      <w:bookmarkEnd w:id="81"/>
+    </w:p>
+    <w:p>
+      <w:r>
+        <w:t>RQ2 的結果應以事前標定的跨來源題為主要分析範圍，逐項呈現正確性、完整性、跨來源條件一致性、引用支持與資訊不足處理，並分開報告可回答、需釐清與來源不足題。回答內容多或語氣肯定，都不能直接代表較高品質。對具有多個必要要點的題目，宜指出缺漏的是程序、條件、例外或其他核心內容。</w:t>
       </w:r>
     </w:p>
     <w:p>
@@ -6756,11 +7386,19 @@
     </w:p>
     <w:p>
       <w:r>
+        <w:rPr>
+          <w:color w:val="B00020"/>
+        </w:rPr>
+        <w:t>【待補：跨來源題數、必要關係數、各關係的正確／遺漏／錯接判定，以及全題結果與取得完整證據後條件分析的分開報告。沒有正式資料，不填 SECI 達成率。】</w:t>
+      </w:r>
+    </w:p>
+    <w:p>
+      <w:r>
         <w:t>對於有引用但仍錯誤的案例，分析應同時保存問題、必要條件、取回證據、生成陳述與判定理由。若來源確實包含答案而生成誤讀，屬回答層的限制；若證據本身未涵蓋必要條件，則需追溯檢索或資料覆蓋。只有保留這些中間證據，才能避免把不同失敗原因混為單一「AI 不準」。</w:t>
       </w:r>
     </w:p>
     <w:p>
-      <w:bookmarkStart w:id="79" w:name="h33"/>
+      <w:bookmarkStart w:id="82" w:name="h33"/>
       <w:pPr>
         <w:pStyle w:val="Heading2"/>
         <w:numPr>
@@ -6771,11 +7409,11 @@
       <w:r>
         <w:t>綜合討論</w:t>
       </w:r>
-      <w:bookmarkEnd w:id="79"/>
-    </w:p>
-    <w:p>
-      <w:r>
-        <w:t>目前開發證據已顯示，字面命中、取得支持資料與形成正確答案是三個應分開檢查的事件。A 組回傳大量包含同一短詞的項目，並不等於取得完整答案；B 組生成帶引用的文字，也不等於引用足以支持結論。這項區分為正式分析提供分類框架，但尚不是兩組成效差異的實證結論。</w:t>
+      <w:bookmarkEnd w:id="82"/>
+    </w:p>
+    <w:p>
+      <w:r>
+        <w:t>目前開發證據已顯示，字面命中、取得支持資料與形成正確答案是三個應分開檢查的事件。A 組回傳大量包含同一短詞的項目，並不等於取得完整答案；B 組生成帶引用的文字，也不等於引用足以支持結論。這項區分為正式分析提供分類框架，但尚不是兩組成效差異的實證結論。從 SECI 組合化觀點，支持資料取得與正確關係整合仍是不同事件：即使資料找齊，模型也可能把一般規則與例外錯接。第五章只能就觀察到的工具支援與限制討論，不推論人的知識已內化。</w:t>
       </w:r>
     </w:p>
     <w:p>
@@ -6787,7 +7425,7 @@
       </w:r>
     </w:p>
     <w:p>
-      <w:bookmarkStart w:id="80" w:name="h34"/>
+      <w:bookmarkStart w:id="83" w:name="h34"/>
       <w:pPr>
         <w:pStyle w:val="Heading1"/>
         <w:numPr>
@@ -6798,10 +7436,10 @@
       <w:r>
         <w:t>結論與建議</w:t>
       </w:r>
-      <w:bookmarkEnd w:id="80"/>
-    </w:p>
-    <w:p>
-      <w:bookmarkStart w:id="81" w:name="h35"/>
+      <w:bookmarkEnd w:id="83"/>
+    </w:p>
+    <w:p>
+      <w:bookmarkStart w:id="84" w:name="h35"/>
       <w:pPr>
         <w:pStyle w:val="Heading2"/>
         <w:numPr>
@@ -6812,7 +7450,7 @@
       <w:r>
         <w:t>研究工作目前完成的內容</w:t>
       </w:r>
-      <w:bookmarkEnd w:id="81"/>
+      <w:bookmarkEnd w:id="84"/>
     </w:p>
     <w:p>
       <w:r>
@@ -6825,7 +7463,12 @@
       </w:r>
     </w:p>
     <w:p>
-      <w:bookmarkStart w:id="82" w:name="h36"/>
+      <w:r>
+        <w:t>本輪依研究者指示保留原題，將題名與材料的落差交由教授討論，並在各章加入 SECI 組合化的理論對應。這是方法提案的修訂，不是教授已同意改題或已確認原題成立。</w:t>
+      </w:r>
+    </w:p>
+    <w:p>
+      <w:bookmarkStart w:id="85" w:name="h36"/>
       <w:pPr>
         <w:pStyle w:val="Heading2"/>
         <w:numPr>
@@ -6836,7 +7479,7 @@
       <w:r>
         <w:t>研究問題的正式結論</w:t>
       </w:r>
-      <w:bookmarkEnd w:id="82"/>
+      <w:bookmarkEnd w:id="85"/>
     </w:p>
     <w:p>
       <w:r>
@@ -6851,7 +7494,7 @@
         <w:rPr>
           <w:color w:val="B00020"/>
         </w:rPr>
-        <w:t>【待補：RQ2 結論。須根據回答正確性、完整性、引用支持及資訊不足處理的人工評閱，說明 B 組可用能力與主要失敗條件；不能以少數開發成功案例代替整體結果。】</w:t>
+        <w:t>【待補：RQ2 結論。須根據跨來源題的回答正確性、完整性、條件一致性、引用支持及資訊不足處理的人工評閱，說明 B 組可用能力與主要失敗條件；不能以少數開發成功案例代替整體結果。】</w:t>
       </w:r>
     </w:p>
     <w:p>
@@ -6863,7 +7506,7 @@
       </w:r>
     </w:p>
     <w:p>
-      <w:bookmarkStart w:id="83" w:name="h37"/>
+      <w:bookmarkStart w:id="86" w:name="h37"/>
       <w:pPr>
         <w:pStyle w:val="Heading2"/>
         <w:numPr>
@@ -6874,10 +7517,10 @@
       <w:r>
         <w:t>平台設計與實務意涵</w:t>
       </w:r>
-      <w:bookmarkEnd w:id="83"/>
-    </w:p>
-    <w:p>
-      <w:bookmarkStart w:id="84" w:name="sub434"/>
+      <w:bookmarkEnd w:id="86"/>
+    </w:p>
+    <w:p>
+      <w:bookmarkStart w:id="87" w:name="sub487"/>
       <w:pPr>
         <w:pStyle w:val="Heading3"/>
         <w:numPr>
@@ -6888,7 +7531,7 @@
       <w:r>
         <w:t>保留精確查找的用途</w:t>
       </w:r>
-      <w:bookmarkEnd w:id="84"/>
+      <w:bookmarkEnd w:id="87"/>
     </w:p>
     <w:p>
       <w:r>
@@ -6896,7 +7539,7 @@
       </w:r>
     </w:p>
     <w:p>
-      <w:bookmarkStart w:id="85" w:name="sub438"/>
+      <w:bookmarkStart w:id="88" w:name="sub491"/>
       <w:pPr>
         <w:pStyle w:val="Heading3"/>
         <w:numPr>
@@ -6907,7 +7550,7 @@
       <w:r>
         <w:t>以證據支撐口語回答</w:t>
       </w:r>
-      <w:bookmarkEnd w:id="85"/>
+      <w:bookmarkEnd w:id="88"/>
     </w:p>
     <w:p>
       <w:r>
@@ -6915,7 +7558,7 @@
       </w:r>
     </w:p>
     <w:p>
-      <w:bookmarkStart w:id="86" w:name="sub442"/>
+      <w:bookmarkStart w:id="89" w:name="sub495"/>
       <w:pPr>
         <w:pStyle w:val="Heading3"/>
         <w:numPr>
@@ -6924,9 +7567,28 @@
         </w:numPr>
       </w:pPr>
       <w:r>
+        <w:t>從組合化觀點討論工具支援</w:t>
+      </w:r>
+      <w:bookmarkEnd w:id="89"/>
+    </w:p>
+    <w:p>
+      <w:r>
+        <w:t>若正式結果顯示 B 能連結不同文件且保留其條件，可討論這些產物如何支援顯性知識組合；若出現錯接、遺漏或來源衝突，則用同一框架解釋組合支援的限制。這兩種結果都能回應研究問題，不能只把成功案例當成理論印證。SECI 在此提供解釋視角，不因工具表現而被整體驗證或否證。</w:t>
+      </w:r>
+    </w:p>
+    <w:p>
+      <w:bookmarkStart w:id="90" w:name="sub499"/>
+      <w:pPr>
+        <w:pStyle w:val="Heading3"/>
+        <w:numPr>
+          <w:ilvl w:val="2"/>
+          <w:numId w:val="40"/>
+        </w:numPr>
+      </w:pPr>
+      <w:r>
         <w:t>把資料維護納入工具品質</w:t>
       </w:r>
-      <w:bookmarkEnd w:id="86"/>
+      <w:bookmarkEnd w:id="90"/>
     </w:p>
     <w:p>
       <w:r>
@@ -6939,7 +7601,7 @@
       </w:r>
     </w:p>
     <w:p>
-      <w:bookmarkStart w:id="87" w:name="h38"/>
+      <w:bookmarkStart w:id="91" w:name="h38"/>
       <w:pPr>
         <w:pStyle w:val="Heading2"/>
         <w:numPr>
@@ -6950,7 +7612,7 @@
       <w:r>
         <w:t>研究限制</w:t>
       </w:r>
-      <w:bookmarkEnd w:id="87"/>
+      <w:bookmarkEnd w:id="91"/>
     </w:p>
     <w:p>
       <w:r>
@@ -6964,7 +7626,7 @@
     </w:p>
     <w:p>
       <w:r>
-        <w:t>第六，若採離線評估，結果只能說明規程下的系統表現，不能直接說明真人操作時間、信任、滿意度與學習成效。第七，參考答案與評分仍有領域判斷，須揭露評閱者資格與分歧處理。第八，NotebookLM 尚未接受同題、同來源與同規程測試，本研究不能宣稱與其等效或達到同等品質。</w:t>
+        <w:t>第六，若採離線評估，結果只能說明規程下的系統表現，不能直接說明真人操作時間、信任、滿意度與學習成效。第七，參考答案與評分仍有領域判斷，須揭露評閱者資格與分歧處理。第八，SECI 的組合化原本涉及社會與組織脈絡，本稿只操作化其中工具對顯性文件整合的支援，未測量完整知識轉化、內化或組織成效；此跨層應用須明示限制。第九，50 筆嵌入截斷與人工效力核定尚未解決，若正式版仍存在須揭露其影響，不能隱藏為一般模型限制。第十，NotebookLM 尚未接受同題、同來源與同規程測試，本研究不能宣稱與其等效或達到同等品質。</w:t>
       </w:r>
     </w:p>
     <w:p>
@@ -6976,7 +7638,7 @@
       </w:r>
     </w:p>
     <w:p>
-      <w:bookmarkStart w:id="88" w:name="h39"/>
+      <w:bookmarkStart w:id="92" w:name="h39"/>
       <w:pPr>
         <w:pStyle w:val="Heading2"/>
         <w:numPr>
@@ -6987,11 +7649,11 @@
       <w:r>
         <w:t>後續研究與完成順序</w:t>
       </w:r>
-      <w:bookmarkEnd w:id="88"/>
-    </w:p>
-    <w:p>
-      <w:r>
-        <w:t>本研究下一階段應先確認題目與語料的一致性，完成來源回查，再凍結題組與操作規程。其後建立參考答案及評分規準、完成先導校準、保留未見正式題並執行比較。這個順序能避免先看到結果，再修改評分方式以配合預期。</w:t>
+      <w:bookmarkEnd w:id="92"/>
+    </w:p>
+    <w:p>
+      <w:r>
+        <w:t>本研究下一階段先將保留原題的修訂稿、題名落差與最小調整備案帶進 meeting，主動請教授判斷是否沿用或微調，並留下書面決策；不能以老師尚未提出異議視為默認核准。之後依核定方向確認題目與語料的一致性，完成來源回查，再凍結題組與操作規程。其後建立參考答案及評分規準、完成先導校準、保留未見正式題並執行比較。這個順序能避免先看到結果，再修改評分方式以配合預期。</w:t>
       </w:r>
     </w:p>
     <w:p>
@@ -7018,7 +7680,7 @@
       </w:pPr>
     </w:p>
     <w:p>
-      <w:bookmarkStart w:id="89" w:name="h40"/>
+      <w:bookmarkStart w:id="93" w:name="h40"/>
       <w:pPr>
         <w:pStyle w:val="BackMatter"/>
         <w:pageBreakBefore w:val="0"/>
@@ -7026,7 +7688,7 @@
       <w:r>
         <w:t>參考文獻</w:t>
       </w:r>
-      <w:bookmarkEnd w:id="89"/>
+      <w:bookmarkEnd w:id="93"/>
     </w:p>
     <w:p>
       <w:pPr>
@@ -7201,14 +7863,14 @@
       </w:r>
     </w:p>
     <w:p>
-      <w:bookmarkStart w:id="90" w:name="h41"/>
+      <w:bookmarkStart w:id="94" w:name="h41"/>
       <w:pPr>
         <w:pStyle w:val="BackMatter"/>
       </w:pPr>
       <w:r>
         <w:t>附錄一 題目與參考答案紀錄表</w:t>
       </w:r>
-      <w:bookmarkEnd w:id="90"/>
+      <w:bookmarkEnd w:id="94"/>
     </w:p>
     <w:p>
       <w:r>
@@ -7216,12 +7878,12 @@
       </w:r>
     </w:p>
     <w:p>
-      <w:bookmarkStart w:id="91" w:name="cap8"/>
+      <w:bookmarkStart w:id="95" w:name="cap8"/>
       <w:pPr>
         <w:pStyle w:val="Caption"/>
       </w:pPr>
-      <w:bookmarkEnd w:id="91"/>
-      <w:bookmarkStart w:id="92" w:name="cap8num"/>
+      <w:bookmarkEnd w:id="95"/>
+      <w:bookmarkStart w:id="96" w:name="cap8num"/>
       <w:r>
         <w:t xml:space="preserve">表 </w:t>
       </w:r>
@@ -7243,7 +7905,7 @@
       <w:r>
         <w:fldChar w:fldCharType="end"/>
       </w:r>
-      <w:bookmarkEnd w:id="92"/>
+      <w:bookmarkEnd w:id="96"/>
       <w:r>
         <w:t xml:space="preserve"> 題目紀錄欄位</w:t>
       </w:r>
@@ -7612,7 +8274,65 @@
                 <w:color w:val="B00020"/>
                 <w:sz w:val="22"/>
               </w:rPr>
-              <w:t>【待補：項目識別、位置、適用版本與等價來源】</w:t>
+              <w:t>【待補：來源文件與項目識別、位置、適用版本與等價來源】</w:t>
+            </w:r>
+          </w:p>
+        </w:tc>
+      </w:tr>
+      <w:tr>
+        <w:trPr>
+          <w:cantSplit/>
+        </w:trPr>
+        <w:tc>
+          <w:tcPr>
+            <w:tcW w:type="dxa" w:w="1814"/>
+            <w:vAlign w:val="center"/>
+            <w:tcMar>
+              <w:top w:w="90" w:type="dxa"/>
+              <w:bottom w:w="90" w:type="dxa"/>
+              <w:left w:w="90" w:type="dxa"/>
+              <w:right w:w="90" w:type="dxa"/>
+            </w:tcMar>
+          </w:tcPr>
+          <w:p>
+            <w:pPr>
+              <w:spacing w:line="288" w:lineRule="auto" w:after="60" w:before="60"/>
+              <w:ind w:firstLine="0"/>
+              <w:jc w:val="left"/>
+            </w:pPr>
+            <w:r>
+              <w:rPr>
+                <w:b w:val="0"/>
+                <w:sz w:val="22"/>
+              </w:rPr>
+              <w:t>跨來源題判定與必要關係</w:t>
+            </w:r>
+          </w:p>
+        </w:tc>
+        <w:tc>
+          <w:tcPr>
+            <w:tcW w:type="dxa" w:w="6497"/>
+            <w:vAlign w:val="center"/>
+            <w:tcMar>
+              <w:top w:w="90" w:type="dxa"/>
+              <w:bottom w:w="90" w:type="dxa"/>
+              <w:left w:w="90" w:type="dxa"/>
+              <w:right w:w="90" w:type="dxa"/>
+            </w:tcMar>
+          </w:tcPr>
+          <w:p>
+            <w:pPr>
+              <w:spacing w:line="288" w:lineRule="auto" w:after="60" w:before="60"/>
+              <w:ind w:firstLine="0"/>
+              <w:jc w:val="left"/>
+            </w:pPr>
+            <w:r>
+              <w:rPr>
+                <w:b w:val="0"/>
+                <w:color w:val="B00020"/>
+                <w:sz w:val="22"/>
+              </w:rPr>
+              <w:t>【待補：是否須兩份以上不同來源；各來源的條件、例外與共同支持關係】</w:t>
             </w:r>
           </w:p>
         </w:tc>
@@ -7798,14 +8518,14 @@
       </w:pPr>
     </w:p>
     <w:p>
-      <w:bookmarkStart w:id="93" w:name="h42"/>
+      <w:bookmarkStart w:id="97" w:name="h42"/>
       <w:pPr>
         <w:pStyle w:val="BackMatter"/>
       </w:pPr>
       <w:r>
         <w:t>附錄二 執行與評閱紀錄表</w:t>
       </w:r>
-      <w:bookmarkEnd w:id="93"/>
+      <w:bookmarkEnd w:id="97"/>
     </w:p>
     <w:p>
       <w:r>
@@ -7813,12 +8533,12 @@
       </w:r>
     </w:p>
     <w:p>
-      <w:bookmarkStart w:id="94" w:name="cap9"/>
+      <w:bookmarkStart w:id="98" w:name="cap9"/>
       <w:pPr>
         <w:pStyle w:val="Caption"/>
       </w:pPr>
-      <w:bookmarkEnd w:id="94"/>
-      <w:bookmarkStart w:id="95" w:name="cap9num"/>
+      <w:bookmarkEnd w:id="98"/>
+      <w:bookmarkStart w:id="99" w:name="cap9num"/>
       <w:r>
         <w:t xml:space="preserve">表 </w:t>
       </w:r>
@@ -7840,7 +8560,7 @@
       <w:r>
         <w:fldChar w:fldCharType="end"/>
       </w:r>
-      <w:bookmarkEnd w:id="95"/>
+      <w:bookmarkEnd w:id="99"/>
       <w:r>
         <w:t xml:space="preserve"> 執行與評閱欄位</w:t>
       </w:r>
@@ -8261,7 +8981,7 @@
                 <w:b w:val="0"/>
                 <w:sz w:val="22"/>
               </w:rPr>
-              <w:t>評閱者代碼、各面向判定與依據</w:t>
+              <w:t>評閱者代碼、各面向判定與依據；跨來源關係正確／遺漏／錯接另列</w:t>
             </w:r>
           </w:p>
         </w:tc>
@@ -8338,14 +9058,14 @@
       </w:r>
     </w:p>
     <w:p>
-      <w:bookmarkStart w:id="96" w:name="h43"/>
+      <w:bookmarkStart w:id="100" w:name="h43"/>
       <w:pPr>
         <w:pStyle w:val="BackMatter"/>
       </w:pPr>
       <w:r>
         <w:t>附錄三 版本與來源追溯</w:t>
       </w:r>
-      <w:bookmarkEnd w:id="96"/>
+      <w:bookmarkEnd w:id="100"/>
     </w:p>
     <w:p>
       <w:r>
@@ -8357,7 +9077,7 @@
         <w:jc w:val="left"/>
       </w:pPr>
       <w:r>
-        <w:t>平台程式庫：tarshar4242/thesis-semantic-platform。查閱基準 commit 為 a885e58，程式核心沿用此前 f229681 的版本；開發驗證紀錄日期為 2026 年 10 月 22 日。</w:t>
+        <w:t>平台程式庫：tarshar4242/thesis-semantic-platform。本輪查閱基準 commit 為 858ace6b2ca785b26ad20c64737a97ac74e743f9，服務版本 0.1.2；78 項測試與實際回測日期為 2026 年 10 月 26 日。歷史稿的 a885e58 與 10 月 22 日 33 項測試保留為早期開發紀錄；外部審查 v1 的 62a37d9 快照與原失敗證據亦未覆寫。</w:t>
       </w:r>
     </w:p>
     <w:p>
@@ -8365,7 +9085,7 @@
         <w:jc w:val="left"/>
       </w:pPr>
       <w:r>
-        <w:t>開發語料 SHA-256：3beff8975506e157fbab89e61035788171909a0b0eb4fae16ec9550be67674c0。</w:t>
+        <w:t>原 v1 語料 SHA-256：3beff8975506e157fbab89e61035788171909a0b0eb4fae16ec9550be67674c0。</w:t>
       </w:r>
     </w:p>
     <w:p>
@@ -8373,7 +9093,7 @@
         <w:jc w:val="left"/>
       </w:pPr>
       <w:r>
-        <w:t>原始語料來源 commit：1dd75bfd4dcd06039f1803f2a65b95c9c64c464d；來源路徑為 projects/論文線/thesis-platform/data/corpus.json。補充材料與來源盤點見紫區 data/manifest.json、data/source_audit.json 及 docs/verification.json。</w:t>
+        <w:t>10 月 26 日共同清理與效力欄位版語料 SHA-256：b58ec7ff5a9dfed41a0201b55954ea8aa5d7a45a1d271cb3d07ec33f110e2edd。</w:t>
       </w:r>
     </w:p>
     <w:p>
@@ -8381,22 +9101,47 @@
         <w:jc w:val="left"/>
       </w:pPr>
       <w:r>
-        <w:t>向量模型版本：BAAI/bge-base-zh-v1.5，revision f03589ceff5aac7111bd60cfc7d497ca17ecac65。開發回答模型識別：gpt-5.4-mini-2026-03-17。</w:t>
-      </w:r>
-    </w:p>
-    <w:p>
-      <w:r>
-        <w:t>目前全文的寫作正本保存於共同大腦紫區；網站、雲端硬碟與 RAY 保留同版成果與版本索引。綠區保存歷史方案、文獻與開發脈絡，不將舊實驗數據混入本研究結果。</w:t>
-      </w:r>
+        <w:t>新舊快照、提示詞、原始失敗及中間回測索引：</w:t>
+      </w:r>
+      <w:hyperlink r:id="rId24">
+        <w:r>
+          <w:rPr>
+            <w:color w:val="000000"/>
+          </w:rPr>
+          <w:t>https://tarshar4242.github.io/learn-ai-with-tarshar/thesis-library/purple/submission-v2/</w:t>
+        </w:r>
+      </w:hyperlink>
+      <w:r/>
     </w:p>
     <w:p>
       <w:pPr>
         <w:jc w:val="left"/>
       </w:pPr>
       <w:r>
+        <w:t>原始語料來源 commit：1dd75bfd4dcd06039f1803f2a65b95c9c64c464d；來源路徑為 projects/論文線/thesis-platform/data/corpus.json。補充材料與來源盤點見紫區 data/manifest.json、data/source_audit.json 及 docs/verification.json。</w:t>
+      </w:r>
+    </w:p>
+    <w:p>
+      <w:pPr>
+        <w:jc w:val="left"/>
+      </w:pPr>
+      <w:r>
+        <w:t>向量模型版本：BAAI/bge-base-zh-v1.5，revision f03589ceff5aac7111bd60cfc7d497ca17ecac65。開發回答模型識別：gpt-5.4-mini-2026-03-17。</w:t>
+      </w:r>
+    </w:p>
+    <w:p>
+      <w:r>
+        <w:t>目前全文的寫作正本保存於共同大腦紫區；網站、雲端硬碟與 RAY 保留同版成果與版本索引。綠區保存歷史方案、文獻與開發脈絡，不將舊實驗數據混入本研究結果。</w:t>
+      </w:r>
+    </w:p>
+    <w:p>
+      <w:pPr>
+        <w:jc w:val="left"/>
+      </w:pPr>
+      <w:r>
         <w:t>公開論文入口：</w:t>
       </w:r>
-      <w:hyperlink r:id="rId24">
+      <w:hyperlink r:id="rId25">
         <w:r>
           <w:rPr>
             <w:color w:val="000000"/>
@@ -8407,33 +9152,8 @@
       <w:r/>
     </w:p>
     <w:p>
-      <w:pPr>
-        <w:jc w:val="left"/>
-      </w:pPr>
-      <w:r>
-        <w:t>研究平台與互動架構圖：</w:t>
-      </w:r>
-      <w:hyperlink r:id="rId25">
-        <w:r>
-          <w:rPr>
-            <w:color w:val="000000"/>
-          </w:rPr>
-          <w:t>http://100.83.58.39:8771/</w:t>
-        </w:r>
-      </w:hyperlink>
-      <w:r>
-        <w:t xml:space="preserve"> 與 </w:t>
-      </w:r>
-      <w:hyperlink r:id="rId26">
-        <w:r>
-          <w:rPr>
-            <w:color w:val="000000"/>
-          </w:rPr>
-          <w:t>http://100.83.58.39:8771/architecture</w:t>
-        </w:r>
-      </w:hyperlink>
-      <w:r>
-        <w:t>。此服務需裝置已連接指定私人網路；公開論文入口可直接閱讀與下載。</w:t>
+      <w:r>
+        <w:t>研究平台與互動架構圖由研究者在既有私人網路提供，連線方式另列操作說明；公開論文入口可閱讀架構及下載研究材料，不代表平台已開放公網。</w:t>
       </w:r>
     </w:p>
     <w:p>
@@ -8445,14 +9165,14 @@
       </w:r>
     </w:p>
     <w:p>
-      <w:bookmarkStart w:id="97" w:name="h44"/>
+      <w:bookmarkStart w:id="101" w:name="h44"/>
       <w:pPr>
         <w:pStyle w:val="BackMatter"/>
       </w:pPr>
       <w:r>
         <w:t>附錄四 待完成事項與論文定稿條件</w:t>
       </w:r>
-      <w:bookmarkEnd w:id="97"/>
+      <w:bookmarkEnd w:id="101"/>
     </w:p>
     <w:p>
       <w:r>
@@ -8460,12 +9180,12 @@
       </w:r>
     </w:p>
     <w:p>
-      <w:bookmarkStart w:id="98" w:name="cap10"/>
+      <w:bookmarkStart w:id="102" w:name="cap10"/>
       <w:pPr>
         <w:pStyle w:val="Caption"/>
       </w:pPr>
-      <w:bookmarkEnd w:id="98"/>
-      <w:bookmarkStart w:id="99" w:name="cap10num"/>
+      <w:bookmarkEnd w:id="102"/>
+      <w:bookmarkStart w:id="103" w:name="cap10num"/>
       <w:r>
         <w:t xml:space="preserve">表 </w:t>
       </w:r>
@@ -8487,7 +9207,7 @@
       <w:r>
         <w:fldChar w:fldCharType="end"/>
       </w:r>
-      <w:bookmarkEnd w:id="99"/>
+      <w:bookmarkEnd w:id="103"/>
       <w:r>
         <w:t xml:space="preserve"> 定稿前的必要工作</w:t>
       </w:r>
@@ -9270,14 +9990,14 @@
       </w:pPr>
     </w:p>
     <w:p>
-      <w:bookmarkStart w:id="100" w:name="h45"/>
+      <w:bookmarkStart w:id="104" w:name="h45"/>
       <w:pPr>
         <w:pStyle w:val="BackMatter"/>
       </w:pPr>
       <w:r>
         <w:t>附錄五 AI 協作與研究責任說明</w:t>
       </w:r>
-      <w:bookmarkEnd w:id="100"/>
+      <w:bookmarkEnd w:id="104"/>
     </w:p>
     <w:p>
       <w:r>
@@ -9295,6 +10015,618 @@
           <w:color w:val="B00020"/>
         </w:rPr>
         <w:t>【待確認：學校對生成式 AI 使用揭露、論文原創性與引用格式的正式要求；研究者須逐段確認內容並負責最終提交版本。】</w:t>
+      </w:r>
+    </w:p>
+    <w:p>
+      <w:r>
+        <w:t>本輪 10 月 26 日章節修訂由 Codex 依研究者已表達的方向整理：保留原題、保留 SECI、以字面查找與完整 AI 語意檢索問答比較為核心，改題裁決交教授。Claude 的五位模擬口委報告與另一份 AI 報告作為問題線索；不等同真人口委核准。工程測試、AI 法規初篩、領域人工核定及教授核定分別記錄。</w:t>
+      </w:r>
+    </w:p>
+    <w:p>
+      <w:r>
+        <w:rPr>
+          <w:color w:val="B00020"/>
+        </w:rPr>
+        <w:t>【待補：研究者本人確認其實際提出的問題、材料選取、修改章節、查證方式與採納理由；逐段審閱日期與工具參與紀錄。不得由 AI 代填尚未確認的個人貢獻。】</w:t>
+      </w:r>
+    </w:p>
+    <w:p>
+      <w:bookmarkStart w:id="105" w:name="h46"/>
+      <w:pPr>
+        <w:pStyle w:val="BackMatter"/>
+      </w:pPr>
+      <w:r>
+        <w:t>附錄六 題名與理論接點 meeting 討論紀錄</w:t>
+      </w:r>
+      <w:bookmarkEnd w:id="105"/>
+    </w:p>
+    <w:p>
+      <w:r>
+        <w:t>原題照錄：「AI 語意向量知識庫對隱性知識外化文件之檢索成效研究：與傳統關鍵字搜尋之比較」。本輪未決定改題，先提出方法修訂供老師判斷；會議日期與結論均尚未確認。</w:t>
+      </w:r>
+    </w:p>
+    <w:p>
+      <w:bookmarkStart w:id="106" w:name="cap11"/>
+      <w:pPr>
+        <w:pStyle w:val="Caption"/>
+      </w:pPr>
+      <w:bookmarkEnd w:id="106"/>
+      <w:bookmarkStart w:id="107" w:name="cap11num"/>
+      <w:r>
+        <w:t xml:space="preserve">表 </w:t>
+      </w:r>
+      <w:r>
+        <w:t>A-</w:t>
+      </w:r>
+      <w:r>
+        <w:fldChar w:fldCharType="begin"/>
+      </w:r>
+      <w:r>
+        <w:instrText xml:space="preserve"> SEQ AppendixTable \* ARABIC </w:instrText>
+      </w:r>
+      <w:r>
+        <w:fldChar w:fldCharType="separate"/>
+      </w:r>
+      <w:r>
+        <w:t xml:space="preserve">4</w:t>
+      </w:r>
+      <w:r>
+        <w:fldChar w:fldCharType="end"/>
+      </w:r>
+      <w:bookmarkEnd w:id="107"/>
+      <w:r>
+        <w:t xml:space="preserve"> 請教授裁決的題名與方法問題</w:t>
+      </w:r>
+    </w:p>
+    <w:tbl>
+      <w:tblPr>
+        <w:tblW w:type="auto" w:w="0"/>
+        <w:jc w:val="center"/>
+        <w:tblLayout w:type="fixed"/>
+        <w:tblLook w:firstColumn="1" w:firstRow="1" w:lastColumn="0" w:lastRow="0" w:noHBand="0" w:noVBand="1" w:val="04A0"/>
+        <w:tblBorders>
+          <w:top w:val="single" w:sz="4" w:color="D9D9D9"/>
+          <w:left w:val="single" w:sz="4" w:color="D9D9D9"/>
+          <w:bottom w:val="single" w:sz="4" w:color="D9D9D9"/>
+          <w:right w:val="single" w:sz="4" w:color="D9D9D9"/>
+          <w:insideH w:val="single" w:sz="4" w:color="D9D9D9"/>
+          <w:insideV w:val="single" w:sz="4" w:color="D9D9D9"/>
+        </w:tblBorders>
+      </w:tblPr>
+      <w:tblGrid>
+        <w:gridCol w:w="1701"/>
+        <w:gridCol w:w="3118"/>
+        <w:gridCol w:w="3492"/>
+      </w:tblGrid>
+      <w:tr>
+        <w:trPr>
+          <w:cantSplit/>
+          <w:tblHeader/>
+        </w:trPr>
+        <w:tc>
+          <w:tcPr>
+            <w:tcW w:type="dxa" w:w="1701"/>
+            <w:vAlign w:val="center"/>
+            <w:tcMar>
+              <w:top w:w="90" w:type="dxa"/>
+              <w:bottom w:w="90" w:type="dxa"/>
+              <w:left w:w="90" w:type="dxa"/>
+              <w:right w:w="90" w:type="dxa"/>
+            </w:tcMar>
+            <w:shd w:fill="EEEEEE"/>
+          </w:tcPr>
+          <w:p>
+            <w:pPr>
+              <w:spacing w:line="288" w:lineRule="auto" w:after="60" w:before="60"/>
+              <w:ind w:firstLine="0"/>
+              <w:jc w:val="left"/>
+            </w:pPr>
+            <w:r>
+              <w:rPr>
+                <w:b/>
+                <w:sz w:val="22"/>
+              </w:rPr>
+              <w:t>議題</w:t>
+            </w:r>
+          </w:p>
+        </w:tc>
+        <w:tc>
+          <w:tcPr>
+            <w:tcW w:type="dxa" w:w="3118"/>
+            <w:vAlign w:val="center"/>
+            <w:tcMar>
+              <w:top w:w="90" w:type="dxa"/>
+              <w:bottom w:w="90" w:type="dxa"/>
+              <w:left w:w="90" w:type="dxa"/>
+              <w:right w:w="90" w:type="dxa"/>
+            </w:tcMar>
+            <w:shd w:fill="EEEEEE"/>
+          </w:tcPr>
+          <w:p>
+            <w:pPr>
+              <w:spacing w:line="288" w:lineRule="auto" w:after="60" w:before="60"/>
+              <w:ind w:firstLine="0"/>
+              <w:jc w:val="left"/>
+            </w:pPr>
+            <w:r>
+              <w:rPr>
+                <w:b/>
+                <w:sz w:val="22"/>
+              </w:rPr>
+              <w:t>現況與提問</w:t>
+            </w:r>
+          </w:p>
+        </w:tc>
+        <w:tc>
+          <w:tcPr>
+            <w:tcW w:type="dxa" w:w="3492"/>
+            <w:vAlign w:val="center"/>
+            <w:tcMar>
+              <w:top w:w="90" w:type="dxa"/>
+              <w:bottom w:w="90" w:type="dxa"/>
+              <w:left w:w="90" w:type="dxa"/>
+              <w:right w:w="90" w:type="dxa"/>
+            </w:tcMar>
+            <w:shd w:fill="EEEEEE"/>
+          </w:tcPr>
+          <w:p>
+            <w:pPr>
+              <w:spacing w:line="288" w:lineRule="auto" w:after="60" w:before="60"/>
+              <w:ind w:firstLine="0"/>
+              <w:jc w:val="left"/>
+            </w:pPr>
+            <w:r>
+              <w:rPr>
+                <w:b/>
+                <w:sz w:val="22"/>
+              </w:rPr>
+              <w:t>核定紀錄</w:t>
+            </w:r>
+          </w:p>
+        </w:tc>
+      </w:tr>
+      <w:tr>
+        <w:trPr>
+          <w:cantSplit/>
+        </w:trPr>
+        <w:tc>
+          <w:tcPr>
+            <w:tcW w:type="dxa" w:w="1701"/>
+            <w:vAlign w:val="center"/>
+            <w:tcMar>
+              <w:top w:w="90" w:type="dxa"/>
+              <w:bottom w:w="90" w:type="dxa"/>
+              <w:left w:w="90" w:type="dxa"/>
+              <w:right w:w="90" w:type="dxa"/>
+            </w:tcMar>
+          </w:tcPr>
+          <w:p>
+            <w:pPr>
+              <w:spacing w:line="288" w:lineRule="auto" w:after="60" w:before="60"/>
+              <w:ind w:firstLine="0"/>
+              <w:jc w:val="left"/>
+            </w:pPr>
+            <w:r>
+              <w:rPr>
+                <w:b w:val="0"/>
+                <w:sz w:val="22"/>
+              </w:rPr>
+              <w:t>原題能否沿用</w:t>
+            </w:r>
+          </w:p>
+        </w:tc>
+        <w:tc>
+          <w:tcPr>
+            <w:tcW w:type="dxa" w:w="3118"/>
+            <w:vAlign w:val="center"/>
+            <w:tcMar>
+              <w:top w:w="90" w:type="dxa"/>
+              <w:bottom w:w="90" w:type="dxa"/>
+              <w:left w:w="90" w:type="dxa"/>
+              <w:right w:w="90" w:type="dxa"/>
+            </w:tcMar>
+          </w:tcPr>
+          <w:p>
+            <w:pPr>
+              <w:spacing w:line="288" w:lineRule="auto" w:after="60" w:before="60"/>
+              <w:ind w:firstLine="0"/>
+              <w:jc w:val="left"/>
+            </w:pPr>
+            <w:r>
+              <w:rPr>
+                <w:b w:val="0"/>
+                <w:sz w:val="22"/>
+              </w:rPr>
+              <w:t>公開法規未有逐份外化過程證據，能否沿用原題？若要保留外化，還需哪些材料與程序？</w:t>
+            </w:r>
+          </w:p>
+        </w:tc>
+        <w:tc>
+          <w:tcPr>
+            <w:tcW w:type="dxa" w:w="3492"/>
+            <w:vAlign w:val="center"/>
+            <w:tcMar>
+              <w:top w:w="90" w:type="dxa"/>
+              <w:bottom w:w="90" w:type="dxa"/>
+              <w:left w:w="90" w:type="dxa"/>
+              <w:right w:w="90" w:type="dxa"/>
+            </w:tcMar>
+          </w:tcPr>
+          <w:p>
+            <w:pPr>
+              <w:spacing w:line="288" w:lineRule="auto" w:after="60" w:before="60"/>
+              <w:ind w:firstLine="0"/>
+              <w:jc w:val="left"/>
+            </w:pPr>
+            <w:r>
+              <w:rPr>
+                <w:b w:val="0"/>
+                <w:color w:val="B00020"/>
+                <w:sz w:val="22"/>
+              </w:rPr>
+              <w:t>【待確認：老師意見】</w:t>
+            </w:r>
+          </w:p>
+        </w:tc>
+      </w:tr>
+      <w:tr>
+        <w:trPr>
+          <w:cantSplit/>
+        </w:trPr>
+        <w:tc>
+          <w:tcPr>
+            <w:tcW w:type="dxa" w:w="1701"/>
+            <w:vAlign w:val="center"/>
+            <w:tcMar>
+              <w:top w:w="90" w:type="dxa"/>
+              <w:bottom w:w="90" w:type="dxa"/>
+              <w:left w:w="90" w:type="dxa"/>
+              <w:right w:w="90" w:type="dxa"/>
+            </w:tcMar>
+          </w:tcPr>
+          <w:p>
+            <w:pPr>
+              <w:spacing w:line="288" w:lineRule="auto" w:after="60" w:before="60"/>
+              <w:ind w:firstLine="0"/>
+              <w:jc w:val="left"/>
+            </w:pPr>
+            <w:r>
+              <w:rPr>
+                <w:b w:val="0"/>
+                <w:sz w:val="22"/>
+              </w:rPr>
+              <w:t>SECI 理論接點</w:t>
+            </w:r>
+          </w:p>
+        </w:tc>
+        <w:tc>
+          <w:tcPr>
+            <w:tcW w:type="dxa" w:w="3118"/>
+            <w:vAlign w:val="center"/>
+            <w:tcMar>
+              <w:top w:w="90" w:type="dxa"/>
+              <w:bottom w:w="90" w:type="dxa"/>
+              <w:left w:w="90" w:type="dxa"/>
+              <w:right w:w="90" w:type="dxa"/>
+            </w:tcMar>
+          </w:tcPr>
+          <w:p>
+            <w:pPr>
+              <w:spacing w:line="288" w:lineRule="auto" w:after="60" w:before="60"/>
+              <w:ind w:firstLine="0"/>
+              <w:jc w:val="left"/>
+            </w:pPr>
+            <w:r>
+              <w:rPr>
+                <w:b w:val="0"/>
+                <w:sz w:val="22"/>
+              </w:rPr>
+              <w:t>是否同意以組合化分析顯性文件取回與跨來源整合支援，不主張完整循環或人的內化？</w:t>
+            </w:r>
+          </w:p>
+        </w:tc>
+        <w:tc>
+          <w:tcPr>
+            <w:tcW w:type="dxa" w:w="3492"/>
+            <w:vAlign w:val="center"/>
+            <w:tcMar>
+              <w:top w:w="90" w:type="dxa"/>
+              <w:bottom w:w="90" w:type="dxa"/>
+              <w:left w:w="90" w:type="dxa"/>
+              <w:right w:w="90" w:type="dxa"/>
+            </w:tcMar>
+          </w:tcPr>
+          <w:p>
+            <w:pPr>
+              <w:spacing w:line="288" w:lineRule="auto" w:after="60" w:before="60"/>
+              <w:ind w:firstLine="0"/>
+              <w:jc w:val="left"/>
+            </w:pPr>
+            <w:r>
+              <w:rPr>
+                <w:b w:val="0"/>
+                <w:color w:val="B00020"/>
+                <w:sz w:val="22"/>
+              </w:rPr>
+              <w:t>【待確認：老師意見】</w:t>
+            </w:r>
+          </w:p>
+        </w:tc>
+      </w:tr>
+      <w:tr>
+        <w:trPr>
+          <w:cantSplit/>
+        </w:trPr>
+        <w:tc>
+          <w:tcPr>
+            <w:tcW w:type="dxa" w:w="1701"/>
+            <w:vAlign w:val="center"/>
+            <w:tcMar>
+              <w:top w:w="90" w:type="dxa"/>
+              <w:bottom w:w="90" w:type="dxa"/>
+              <w:left w:w="90" w:type="dxa"/>
+              <w:right w:w="90" w:type="dxa"/>
+            </w:tcMar>
+          </w:tcPr>
+          <w:p>
+            <w:pPr>
+              <w:spacing w:line="288" w:lineRule="auto" w:after="60" w:before="60"/>
+              <w:ind w:firstLine="0"/>
+              <w:jc w:val="left"/>
+            </w:pPr>
+            <w:r>
+              <w:rPr>
+                <w:b w:val="0"/>
+                <w:sz w:val="22"/>
+              </w:rPr>
+              <w:t>檢索與問答範圍</w:t>
+            </w:r>
+          </w:p>
+        </w:tc>
+        <w:tc>
+          <w:tcPr>
+            <w:tcW w:type="dxa" w:w="3118"/>
+            <w:vAlign w:val="center"/>
+            <w:tcMar>
+              <w:top w:w="90" w:type="dxa"/>
+              <w:bottom w:w="90" w:type="dxa"/>
+              <w:left w:w="90" w:type="dxa"/>
+              <w:right w:w="90" w:type="dxa"/>
+            </w:tcMar>
+          </w:tcPr>
+          <w:p>
+            <w:pPr>
+              <w:spacing w:line="288" w:lineRule="auto" w:after="60" w:before="60"/>
+              <w:ind w:firstLine="0"/>
+              <w:jc w:val="left"/>
+            </w:pPr>
+            <w:r>
+              <w:rPr>
+                <w:b w:val="0"/>
+                <w:sz w:val="22"/>
+              </w:rPr>
+              <w:t>原題的檢索成效是否涵蓋 B 的生成與整合，或需最小幅度增列問答？</w:t>
+            </w:r>
+          </w:p>
+        </w:tc>
+        <w:tc>
+          <w:tcPr>
+            <w:tcW w:type="dxa" w:w="3492"/>
+            <w:vAlign w:val="center"/>
+            <w:tcMar>
+              <w:top w:w="90" w:type="dxa"/>
+              <w:bottom w:w="90" w:type="dxa"/>
+              <w:left w:w="90" w:type="dxa"/>
+              <w:right w:w="90" w:type="dxa"/>
+            </w:tcMar>
+          </w:tcPr>
+          <w:p>
+            <w:pPr>
+              <w:spacing w:line="288" w:lineRule="auto" w:after="60" w:before="60"/>
+              <w:ind w:firstLine="0"/>
+              <w:jc w:val="left"/>
+            </w:pPr>
+            <w:r>
+              <w:rPr>
+                <w:b w:val="0"/>
+                <w:color w:val="B00020"/>
+                <w:sz w:val="22"/>
+              </w:rPr>
+              <w:t>【待確認：老師意見】</w:t>
+            </w:r>
+          </w:p>
+        </w:tc>
+      </w:tr>
+      <w:tr>
+        <w:trPr>
+          <w:cantSplit/>
+        </w:trPr>
+        <w:tc>
+          <w:tcPr>
+            <w:tcW w:type="dxa" w:w="1701"/>
+            <w:vAlign w:val="center"/>
+            <w:tcMar>
+              <w:top w:w="90" w:type="dxa"/>
+              <w:bottom w:w="90" w:type="dxa"/>
+              <w:left w:w="90" w:type="dxa"/>
+              <w:right w:w="90" w:type="dxa"/>
+            </w:tcMar>
+          </w:tcPr>
+          <w:p>
+            <w:pPr>
+              <w:spacing w:line="288" w:lineRule="auto" w:after="60" w:before="60"/>
+              <w:ind w:firstLine="0"/>
+              <w:jc w:val="left"/>
+            </w:pPr>
+            <w:r>
+              <w:rPr>
+                <w:b w:val="0"/>
+                <w:sz w:val="22"/>
+              </w:rPr>
+              <w:t>場域副標</w:t>
+            </w:r>
+          </w:p>
+        </w:tc>
+        <w:tc>
+          <w:tcPr>
+            <w:tcW w:type="dxa" w:w="3118"/>
+            <w:vAlign w:val="center"/>
+            <w:tcMar>
+              <w:top w:w="90" w:type="dxa"/>
+              <w:bottom w:w="90" w:type="dxa"/>
+              <w:left w:w="90" w:type="dxa"/>
+              <w:right w:w="90" w:type="dxa"/>
+            </w:tcMar>
+          </w:tcPr>
+          <w:p>
+            <w:pPr>
+              <w:spacing w:line="288" w:lineRule="auto" w:after="60" w:before="60"/>
+              <w:ind w:firstLine="0"/>
+              <w:jc w:val="left"/>
+            </w:pPr>
+            <w:r>
+              <w:rPr>
+                <w:b w:val="0"/>
+                <w:sz w:val="22"/>
+              </w:rPr>
+              <w:t>若須調整，是否把就業服務相關法規文件放副標，主標保留語意向量與關鍵字比較？</w:t>
+            </w:r>
+          </w:p>
+        </w:tc>
+        <w:tc>
+          <w:tcPr>
+            <w:tcW w:type="dxa" w:w="3492"/>
+            <w:vAlign w:val="center"/>
+            <w:tcMar>
+              <w:top w:w="90" w:type="dxa"/>
+              <w:bottom w:w="90" w:type="dxa"/>
+              <w:left w:w="90" w:type="dxa"/>
+              <w:right w:w="90" w:type="dxa"/>
+            </w:tcMar>
+          </w:tcPr>
+          <w:p>
+            <w:pPr>
+              <w:spacing w:line="288" w:lineRule="auto" w:after="60" w:before="60"/>
+              <w:ind w:firstLine="0"/>
+              <w:jc w:val="left"/>
+            </w:pPr>
+            <w:r>
+              <w:rPr>
+                <w:b w:val="0"/>
+                <w:color w:val="B00020"/>
+                <w:sz w:val="22"/>
+              </w:rPr>
+              <w:t>【待確認：老師意見】</w:t>
+            </w:r>
+          </w:p>
+        </w:tc>
+      </w:tr>
+      <w:tr>
+        <w:trPr>
+          <w:cantSplit/>
+        </w:trPr>
+        <w:tc>
+          <w:tcPr>
+            <w:tcW w:type="dxa" w:w="1701"/>
+            <w:vAlign w:val="center"/>
+            <w:tcMar>
+              <w:top w:w="90" w:type="dxa"/>
+              <w:bottom w:w="90" w:type="dxa"/>
+              <w:left w:w="90" w:type="dxa"/>
+              <w:right w:w="90" w:type="dxa"/>
+            </w:tcMar>
+          </w:tcPr>
+          <w:p>
+            <w:pPr>
+              <w:spacing w:line="288" w:lineRule="auto" w:after="60" w:before="60"/>
+              <w:ind w:firstLine="0"/>
+              <w:jc w:val="left"/>
+            </w:pPr>
+            <w:r>
+              <w:rPr>
+                <w:b w:val="0"/>
+                <w:sz w:val="22"/>
+              </w:rPr>
+              <w:t>評估提案</w:t>
+            </w:r>
+          </w:p>
+        </w:tc>
+        <w:tc>
+          <w:tcPr>
+            <w:tcW w:type="dxa" w:w="3118"/>
+            <w:vAlign w:val="center"/>
+            <w:tcMar>
+              <w:top w:w="90" w:type="dxa"/>
+              <w:bottom w:w="90" w:type="dxa"/>
+              <w:left w:w="90" w:type="dxa"/>
+              <w:right w:w="90" w:type="dxa"/>
+            </w:tcMar>
+          </w:tcPr>
+          <w:p>
+            <w:pPr>
+              <w:spacing w:line="288" w:lineRule="auto" w:after="60" w:before="60"/>
+              <w:ind w:firstLine="0"/>
+              <w:jc w:val="left"/>
+            </w:pPr>
+            <w:r>
+              <w:rPr>
+                <w:b w:val="0"/>
+                <w:sz w:val="22"/>
+              </w:rPr>
+              <w:t>是否採 RQ1 共同取回、RQ2 僅評 B 組合支援；同意後再凍結題組、操作與分母？</w:t>
+            </w:r>
+          </w:p>
+        </w:tc>
+        <w:tc>
+          <w:tcPr>
+            <w:tcW w:type="dxa" w:w="3492"/>
+            <w:vAlign w:val="center"/>
+            <w:tcMar>
+              <w:top w:w="90" w:type="dxa"/>
+              <w:bottom w:w="90" w:type="dxa"/>
+              <w:left w:w="90" w:type="dxa"/>
+              <w:right w:w="90" w:type="dxa"/>
+            </w:tcMar>
+          </w:tcPr>
+          <w:p>
+            <w:pPr>
+              <w:spacing w:line="288" w:lineRule="auto" w:after="60" w:before="60"/>
+              <w:ind w:firstLine="0"/>
+              <w:jc w:val="left"/>
+            </w:pPr>
+            <w:r>
+              <w:rPr>
+                <w:b w:val="0"/>
+                <w:color w:val="B00020"/>
+                <w:sz w:val="22"/>
+              </w:rPr>
+              <w:t>【待確認：老師意見】</w:t>
+            </w:r>
+          </w:p>
+        </w:tc>
+      </w:tr>
+    </w:tbl>
+    <w:p>
+      <w:pPr>
+        <w:spacing w:after="0" w:line="80" w:lineRule="exact"/>
+      </w:pPr>
+    </w:p>
+    <w:p>
+      <w:r>
+        <w:t>最小調整備案僅供討論：「AI 語意向量知識庫之檢索與問答成效研究：與字面關鍵字查找之比較，以就業服務相關法規文件為例」。備案沿用原題主軸，但不替換封面；是否採用、如何縮短或維持原題，均以教授核定為準。</w:t>
+      </w:r>
+    </w:p>
+    <w:p>
+      <w:r>
+        <w:t>建議口述：「老師，我保留原來的題目，沒有先改掉。平台做出來後，我發現現在用的是公開法規文件，還不能直接證明它們都是隱性知識外化的成果。另外，AI 這一組除了檢索，還會整理答案。我想保留 SECI，用組合化的觀點來看資料怎麼被找回與整合。想請教老師，原題能不能配合這樣的內容繼續用？如果需要調整，能不能保留語意向量與關鍵字比較的主軸，把就服相關法規放到副標題？」</w:t>
+      </w:r>
+    </w:p>
+    <w:p>
+      <w:r>
+        <w:rPr>
+          <w:color w:val="B00020"/>
+        </w:rPr>
+        <w:t>【待確認：meeting 日期、教授裁決原文、同意的題名與 RQ、需補材料及後續期限。未有紀錄前不標記核准。】</w:t>
       </w:r>
     </w:p>
     <w:sectPr>
